--- a/Five/TCMK/Lab2/МихайличТЧМК_Лаб2.docx
+++ b/Five/TCMK/Lab2/МихайличТЧМК_Лаб2.docx
@@ -1040,13 +1040,7 @@
             <w:rPr>
               <w:rFonts w:ascii="Cambria Math" w:hAnsi="Cambria Math"/>
             </w:rPr>
-            <m:t xml:space="preserve"> p</m:t>
-          </m:r>
-          <m:r>
-            <w:rPr>
-              <w:rFonts w:ascii="Cambria Math" w:hAnsi="Cambria Math"/>
-            </w:rPr>
-            <m:t>)</m:t>
+            <m:t xml:space="preserve"> p)</m:t>
           </m:r>
         </m:oMath>
       </m:oMathPara>
@@ -1094,19 +1088,7 @@
           <w:rPr>
             <w:rFonts w:ascii="Cambria Math" w:hAnsi="Cambria Math"/>
           </w:rPr>
-          <m:t>=1</m:t>
-        </m:r>
-        <m:r>
-          <w:rPr>
-            <w:rFonts w:ascii="Cambria Math" w:hAnsi="Cambria Math"/>
-          </w:rPr>
-          <m:t xml:space="preserve">, </m:t>
-        </m:r>
-        <m:r>
-          <w:rPr>
-            <w:rFonts w:ascii="Cambria Math" w:hAnsi="Cambria Math"/>
-          </w:rPr>
-          <m:t xml:space="preserve"> </m:t>
+          <m:t xml:space="preserve">=1,  </m:t>
         </m:r>
         <m:sSup>
           <m:sSupPr>
@@ -1162,19 +1144,7 @@
           <w:rPr>
             <w:rFonts w:ascii="Cambria Math" w:hAnsi="Cambria Math"/>
           </w:rPr>
-          <m:t xml:space="preserve"> </m:t>
-        </m:r>
-        <m:r>
-          <w:rPr>
-            <w:rFonts w:ascii="Cambria Math" w:hAnsi="Cambria Math"/>
-          </w:rPr>
-          <m:t>≠</m:t>
-        </m:r>
-        <m:r>
-          <w:rPr>
-            <w:rFonts w:ascii="Cambria Math" w:hAnsi="Cambria Math"/>
-          </w:rPr>
-          <m:t>1</m:t>
+          <m:t xml:space="preserve"> ≠1</m:t>
         </m:r>
       </m:oMath>
       <w:r>
@@ -3555,21 +3525,5630 @@
       </w:r>
     </w:p>
     <w:p/>
+    <w:p>
+      <w:pPr>
+        <w:rPr>
+          <w:i/>
+          <w:iCs/>
+        </w:rPr>
+      </w:pPr>
+      <w:r>
+        <w:rPr>
+          <w:i/>
+          <w:iCs/>
+        </w:rPr>
+        <w:lastRenderedPageBreak/>
+        <w:t>Числа Кармайкла</w:t>
+      </w:r>
+    </w:p>
+    <w:p>
+      <w:r>
+        <w:t xml:space="preserve">Число Кармайкла – это составное число </w:t>
+      </w:r>
+      <w:r>
+        <w:rPr>
+          <w:i/>
+          <w:iCs/>
+          <w:lang w:val="en-US"/>
+        </w:rPr>
+        <w:t>n</w:t>
+      </w:r>
+      <w:r>
+        <w:t>, которое удовлетворяет сравнению Ферма:</w:t>
+      </w:r>
+    </w:p>
+    <w:p>
+      <w:pPr>
+        <w:rPr>
+          <w:i/>
+          <w:lang w:val="en-US"/>
+        </w:rPr>
+      </w:pPr>
+      <m:oMathPara>
+        <m:oMath>
+          <m:sSup>
+            <m:sSupPr>
+              <m:ctrlPr>
+                <w:rPr>
+                  <w:rFonts w:ascii="Cambria Math" w:hAnsi="Cambria Math"/>
+                  <w:i/>
+                </w:rPr>
+              </m:ctrlPr>
+            </m:sSupPr>
+            <m:e>
+              <m:r>
+                <w:rPr>
+                  <w:rFonts w:ascii="Cambria Math" w:hAnsi="Cambria Math"/>
+                </w:rPr>
+                <m:t>b</m:t>
+              </m:r>
+            </m:e>
+            <m:sup>
+              <m:r>
+                <w:rPr>
+                  <w:rFonts w:ascii="Cambria Math" w:hAnsi="Cambria Math"/>
+                </w:rPr>
+                <m:t>n</m:t>
+              </m:r>
+              <m:r>
+                <w:rPr>
+                  <w:rFonts w:ascii="Cambria Math" w:hAnsi="Cambria Math"/>
+                  <w:lang w:val="en-US"/>
+                </w:rPr>
+                <m:t>-1</m:t>
+              </m:r>
+            </m:sup>
+          </m:sSup>
+          <m:r>
+            <w:rPr>
+              <w:rFonts w:ascii="Cambria Math" w:hAnsi="Cambria Math"/>
+              <w:lang w:val="en-US"/>
+            </w:rPr>
+            <m:t>≡1 (mod n)</m:t>
+          </m:r>
+        </m:oMath>
+      </m:oMathPara>
+    </w:p>
+    <w:p>
+      <w:pPr>
+        <w:rPr>
+          <w:rFonts w:cs="Times New Roman"/>
+          <w:lang w:val="en-US"/>
+        </w:rPr>
+      </w:pPr>
+      <w:r>
+        <w:t xml:space="preserve">Число Кармайкла определено критерием Корсельта, который гласит, что число </w:t>
+      </w:r>
+      <w:r>
+        <w:rPr>
+          <w:i/>
+          <w:iCs/>
+          <w:lang w:val="en-US"/>
+        </w:rPr>
+        <w:t>n</w:t>
+      </w:r>
+      <w:r>
+        <w:t xml:space="preserve"> </w:t>
+      </w:r>
+      <w:r>
+        <w:t xml:space="preserve">является числом Кармайкла тогда и только тогда, когда оно не делится на квадрат любого простого числа и для всех </w:t>
+      </w:r>
+      <w:r>
+        <w:rPr>
+          <w:lang w:val="en-US"/>
+        </w:rPr>
+        <w:t>p</w:t>
+      </w:r>
+      <w:r>
+        <w:t xml:space="preserve">, </w:t>
+      </w:r>
+      <w:r>
+        <w:rPr>
+          <w:lang w:val="en-US"/>
+        </w:rPr>
+        <w:t>p</w:t>
+      </w:r>
+      <w:r>
+        <w:t xml:space="preserve"> </w:t>
+      </w:r>
+      <w:r>
+        <w:t>–</w:t>
+      </w:r>
+      <w:r>
+        <w:t xml:space="preserve"> </w:t>
+      </w:r>
+      <w:r>
+        <w:t xml:space="preserve">простое, </w:t>
+      </w:r>
+      <w:r>
+        <w:rPr>
+          <w:lang w:val="en-US"/>
+        </w:rPr>
+        <w:t>n</w:t>
+      </w:r>
+      <w:r>
+        <w:t xml:space="preserve"> </w:t>
+      </w:r>
+      <w:r>
+        <w:rPr>
+          <w:rFonts w:cs="Times New Roman"/>
+        </w:rPr>
+        <w:t>⁝</w:t>
+      </w:r>
+      <w:r>
+        <w:rPr>
+          <w:rFonts w:cs="Times New Roman"/>
+        </w:rPr>
+        <w:t xml:space="preserve"> </w:t>
+      </w:r>
+      <w:r>
+        <w:rPr>
+          <w:rFonts w:cs="Times New Roman"/>
+          <w:lang w:val="en-US"/>
+        </w:rPr>
+        <w:t>p</w:t>
+      </w:r>
+      <w:r>
+        <w:rPr>
+          <w:rFonts w:cs="Times New Roman"/>
+        </w:rPr>
+        <w:t xml:space="preserve"> </w:t>
+      </w:r>
+      <w:r>
+        <w:rPr>
+          <w:rFonts w:cs="Times New Roman"/>
+        </w:rPr>
+        <w:t xml:space="preserve">справедливо: </w:t>
+      </w:r>
+      <w:r>
+        <w:rPr>
+          <w:rFonts w:cs="Times New Roman"/>
+          <w:lang w:val="en-US"/>
+        </w:rPr>
+        <w:t>n</w:t>
+      </w:r>
+      <w:r>
+        <w:rPr>
+          <w:rFonts w:cs="Times New Roman"/>
+        </w:rPr>
+        <w:t xml:space="preserve">-1 </w:t>
+      </w:r>
+      <w:r>
+        <w:rPr>
+          <w:rFonts w:cs="Times New Roman"/>
+        </w:rPr>
+        <w:t>⁝</w:t>
+      </w:r>
+      <w:r>
+        <w:rPr>
+          <w:rFonts w:cs="Times New Roman"/>
+        </w:rPr>
+        <w:t xml:space="preserve"> </w:t>
+      </w:r>
+      <w:r>
+        <w:rPr>
+          <w:rFonts w:cs="Times New Roman"/>
+          <w:lang w:val="en-US"/>
+        </w:rPr>
+        <w:t>p</w:t>
+      </w:r>
+      <w:r>
+        <w:rPr>
+          <w:rFonts w:cs="Times New Roman"/>
+        </w:rPr>
+        <w:t>-1.</w:t>
+      </w:r>
+    </w:p>
+    <w:p>
+      <w:pPr>
+        <w:rPr>
+          <w:rFonts w:cs="Times New Roman"/>
+        </w:rPr>
+      </w:pPr>
+      <w:r>
+        <w:rPr>
+          <w:rFonts w:cs="Times New Roman"/>
+        </w:rPr>
+        <w:t>Примеры чисел кармайкла:</w:t>
+      </w:r>
+    </w:p>
+    <w:p>
+      <w:pPr>
+        <w:pStyle w:val="a4"/>
+        <w:numPr>
+          <w:ilvl w:val="0"/>
+          <w:numId w:val="28"/>
+        </w:numPr>
+        <w:ind w:left="1134" w:hanging="425"/>
+      </w:pPr>
+      <w:bookmarkStart w:id="0" w:name="Smallest"/>
+      <w:r>
+        <w:t>1334733877147062382486934807105197899496002201113849920496510541601</w:t>
+      </w:r>
+      <w:bookmarkEnd w:id="0"/>
+      <w:r>
+        <w:t xml:space="preserve"> = </w:t>
+      </w:r>
+      <w:r>
+        <w:t>17 * 19 * 23 * 29 * 31 * 37 * 41 * 43 * 53 * 61 * 67 * 71 * 73 * 79 * 89 * 97 * 101 * 109 * 113 * 127 * 131 * 151 * 157 * 163 * 181 * 211 * 271 * 313 * 331 * 337 * 379 * 401 * 911</w:t>
+      </w:r>
+    </w:p>
+    <w:p>
+      <w:pPr>
+        <w:pStyle w:val="a4"/>
+        <w:numPr>
+          <w:ilvl w:val="0"/>
+          <w:numId w:val="28"/>
+        </w:numPr>
+        <w:ind w:left="1134" w:hanging="425"/>
+      </w:pPr>
+      <w:r>
+        <w:t>260849323075371835669784094383812120359260783810157225730623388382401</w:t>
+      </w:r>
+      <w:r>
+        <w:t xml:space="preserve"> = </w:t>
+      </w:r>
+      <w:r>
+        <w:t>17 * 19 * 29 * 31 * 37 * 41 * 43 * 47 * 53 * 61 * 67 * 71 * 73 * 79 * 89 * 97 * 101 * 109 * 113 * 127 * 131 * 139 * 151 * 157 * 163 * 181 * 193 * 211 * 277 * 281 * 353 * 421 * 487 * 829</w:t>
+      </w:r>
+    </w:p>
+    <w:p>
+      <w:r>
+        <w:t xml:space="preserve">Источник: </w:t>
+      </w:r>
+      <w:hyperlink r:id="rId8" w:history="1">
+        <w:r>
+          <w:rPr>
+            <w:rStyle w:val="Hyperlink"/>
+          </w:rPr>
+          <w:t>http://s369624816.websitehome.co.uk/rgep/cartable.html</w:t>
+        </w:r>
+      </w:hyperlink>
+    </w:p>
+    <w:p/>
+    <w:p>
+      <w:pPr>
+        <w:pStyle w:val="a9"/>
+      </w:pPr>
+      <w:r>
+        <w:t>тесты и результаты работы</w:t>
+      </w:r>
+      <w:r>
+        <w:t xml:space="preserve"> программы</w:t>
+      </w:r>
+    </w:p>
+    <w:p>
+      <w:r>
+        <w:t xml:space="preserve">В ходе выполнения работы алгориты проверки числа на простоту были реализованы на ЯП </w:t>
+      </w:r>
+      <w:r>
+        <w:rPr>
+          <w:lang w:val="en-US"/>
+        </w:rPr>
+        <w:t>Java</w:t>
+      </w:r>
+      <w:r>
+        <w:t xml:space="preserve"> </w:t>
+      </w:r>
+      <w:r>
+        <w:t xml:space="preserve">с использованием модуля </w:t>
+      </w:r>
+      <w:r>
+        <w:rPr>
+          <w:lang w:val="en-US"/>
+        </w:rPr>
+        <w:t>BigInteger</w:t>
+      </w:r>
+      <w:r>
+        <w:t xml:space="preserve"> </w:t>
+      </w:r>
+      <w:r>
+        <w:t xml:space="preserve">библиотеки </w:t>
+      </w:r>
+      <w:r>
+        <w:rPr>
+          <w:lang w:val="en-US"/>
+        </w:rPr>
+        <w:t>java</w:t>
+      </w:r>
+      <w:r>
+        <w:t>.</w:t>
+      </w:r>
+      <w:r>
+        <w:rPr>
+          <w:lang w:val="en-US"/>
+        </w:rPr>
+        <w:t>math</w:t>
+      </w:r>
+      <w:r>
+        <w:t>.</w:t>
+      </w:r>
+    </w:p>
+    <w:p>
+      <w:pPr>
+        <w:rPr>
+          <w:lang w:val="en-US"/>
+        </w:rPr>
+      </w:pPr>
+      <w:r>
+        <w:rPr>
+          <w:lang w:val="en-US"/>
+        </w:rPr>
+        <w:t>n1=</w:t>
+      </w:r>
+      <w:r>
+        <w:t>13217255198004962887</w:t>
+      </w:r>
+    </w:p>
+    <w:p>
+      <w:pPr>
+        <w:rPr>
+          <w:lang w:val="en-US"/>
+        </w:rPr>
+      </w:pPr>
+      <w:r>
+        <w:rPr>
+          <w:lang w:val="en-US"/>
+        </w:rPr>
+        <w:t>n2=</w:t>
+      </w:r>
+      <w:r>
+        <w:t>1752846681491936797148622077603952008089</w:t>
+      </w:r>
+    </w:p>
+    <w:p>
+      <w:pPr>
+        <w:rPr>
+          <w:lang w:val="en-US"/>
+        </w:rPr>
+      </w:pPr>
+      <w:r>
+        <w:rPr>
+          <w:lang w:val="en-US"/>
+        </w:rPr>
+        <w:t>n3=</w:t>
+      </w:r>
+      <w:r>
+        <w:t>317565151248733323062037418099788024733</w:t>
+      </w:r>
+    </w:p>
+    <w:p>
+      <w:pPr>
+        <w:rPr>
+          <w:lang w:val="en-US"/>
+        </w:rPr>
+      </w:pPr>
+      <w:r>
+        <w:rPr>
+          <w:lang w:val="en-US"/>
+        </w:rPr>
+        <w:t>n4=</w:t>
+      </w:r>
+      <w:r>
+        <w:t>10290608798586102391723793837292981274471443732802263657809874438237047137603303</w:t>
+      </w:r>
+    </w:p>
+    <w:p>
+      <w:pPr>
+        <w:rPr>
+          <w:lang w:val="en-US"/>
+        </w:rPr>
+      </w:pPr>
+      <w:r>
+        <w:rPr>
+          <w:lang w:val="en-US"/>
+        </w:rPr>
+        <w:t>c1=</w:t>
+      </w:r>
+      <w:r>
+        <w:t>1334733877147062382486934807105197899496002201113849920496510541601</w:t>
+      </w:r>
+    </w:p>
+    <w:p>
+      <w:pPr>
+        <w:rPr>
+          <w:lang w:val="en-US"/>
+        </w:rPr>
+      </w:pPr>
+      <w:r>
+        <w:rPr>
+          <w:lang w:val="en-US"/>
+        </w:rPr>
+        <w:lastRenderedPageBreak/>
+        <w:t>c2=</w:t>
+      </w:r>
+      <w:r>
+        <w:t>260849323075371835669784094383812120359260783810157225730623388382401</w:t>
+      </w:r>
+    </w:p>
+    <w:p>
+      <w:pPr>
+        <w:rPr>
+          <w:lang w:val="en-US"/>
+        </w:rPr>
+      </w:pPr>
+    </w:p>
+    <w:p>
+      <w:pPr>
+        <w:pStyle w:val="a8"/>
+        <w:rPr>
+          <w:lang w:val="en-US"/>
+        </w:rPr>
+      </w:pPr>
+      <w:r>
+        <w:rPr>
+          <w:lang w:val="en-US"/>
+        </w:rPr>
+        <w:drawing>
+          <wp:inline distT="0" distB="0" distL="0" distR="0" wp14:anchorId="35013C06" wp14:editId="27336798">
+            <wp:extent cx="6300470" cy="2212340"/>
+            <wp:effectExtent l="0" t="0" r="0" b="0"/>
+            <wp:docPr id="753210663" name="Picture 1"/>
+            <wp:cNvGraphicFramePr>
+              <a:graphicFrameLocks xmlns:a="http://schemas.openxmlformats.org/drawingml/2006/main" noChangeAspect="1"/>
+            </wp:cNvGraphicFramePr>
+            <a:graphic xmlns:a="http://schemas.openxmlformats.org/drawingml/2006/main">
+              <a:graphicData uri="http://schemas.openxmlformats.org/drawingml/2006/picture">
+                <pic:pic xmlns:pic="http://schemas.openxmlformats.org/drawingml/2006/picture">
+                  <pic:nvPicPr>
+                    <pic:cNvPr id="753210663" name=""/>
+                    <pic:cNvPicPr/>
+                  </pic:nvPicPr>
+                  <pic:blipFill>
+                    <a:blip r:embed="rId9"/>
+                    <a:stretch>
+                      <a:fillRect/>
+                    </a:stretch>
+                  </pic:blipFill>
+                  <pic:spPr>
+                    <a:xfrm>
+                      <a:off x="0" y="0"/>
+                      <a:ext cx="6300470" cy="2212340"/>
+                    </a:xfrm>
+                    <a:prstGeom prst="rect">
+                      <a:avLst/>
+                    </a:prstGeom>
+                  </pic:spPr>
+                </pic:pic>
+              </a:graphicData>
+            </a:graphic>
+          </wp:inline>
+        </w:drawing>
+      </w:r>
+    </w:p>
+    <w:p>
+      <w:pPr>
+        <w:pStyle w:val="a"/>
+      </w:pPr>
+      <w:r>
+        <w:t xml:space="preserve">Результаты </w:t>
+      </w:r>
+      <w:r>
+        <w:t>тестов Ферма для чисел.</w:t>
+      </w:r>
+    </w:p>
+    <w:p/>
+    <w:p>
+      <w:pPr>
+        <w:pStyle w:val="a8"/>
+      </w:pPr>
+      <w:r>
+        <w:drawing>
+          <wp:inline distT="0" distB="0" distL="0" distR="0" wp14:anchorId="11446D4F" wp14:editId="7325571F">
+            <wp:extent cx="6300470" cy="2183765"/>
+            <wp:effectExtent l="0" t="0" r="0" b="0"/>
+            <wp:docPr id="1826919745" name="Picture 1"/>
+            <wp:cNvGraphicFramePr>
+              <a:graphicFrameLocks xmlns:a="http://schemas.openxmlformats.org/drawingml/2006/main" noChangeAspect="1"/>
+            </wp:cNvGraphicFramePr>
+            <a:graphic xmlns:a="http://schemas.openxmlformats.org/drawingml/2006/main">
+              <a:graphicData uri="http://schemas.openxmlformats.org/drawingml/2006/picture">
+                <pic:pic xmlns:pic="http://schemas.openxmlformats.org/drawingml/2006/picture">
+                  <pic:nvPicPr>
+                    <pic:cNvPr id="1826919745" name=""/>
+                    <pic:cNvPicPr/>
+                  </pic:nvPicPr>
+                  <pic:blipFill>
+                    <a:blip r:embed="rId10"/>
+                    <a:stretch>
+                      <a:fillRect/>
+                    </a:stretch>
+                  </pic:blipFill>
+                  <pic:spPr>
+                    <a:xfrm>
+                      <a:off x="0" y="0"/>
+                      <a:ext cx="6300470" cy="2183765"/>
+                    </a:xfrm>
+                    <a:prstGeom prst="rect">
+                      <a:avLst/>
+                    </a:prstGeom>
+                  </pic:spPr>
+                </pic:pic>
+              </a:graphicData>
+            </a:graphic>
+          </wp:inline>
+        </w:drawing>
+      </w:r>
+    </w:p>
+    <w:p>
+      <w:pPr>
+        <w:pStyle w:val="a"/>
+      </w:pPr>
+      <w:r>
+        <w:t>Результаты тестов Соловэя-Штрассена для чисел.</w:t>
+      </w:r>
+    </w:p>
+    <w:p/>
+    <w:p>
+      <w:pPr>
+        <w:pStyle w:val="a8"/>
+      </w:pPr>
+      <w:r>
+        <w:drawing>
+          <wp:inline distT="0" distB="0" distL="0" distR="0" wp14:anchorId="49C67ABD" wp14:editId="32C8BFBC">
+            <wp:extent cx="6300470" cy="1368425"/>
+            <wp:effectExtent l="0" t="0" r="0" b="0"/>
+            <wp:docPr id="492088093" name="Picture 1"/>
+            <wp:cNvGraphicFramePr>
+              <a:graphicFrameLocks xmlns:a="http://schemas.openxmlformats.org/drawingml/2006/main" noChangeAspect="1"/>
+            </wp:cNvGraphicFramePr>
+            <a:graphic xmlns:a="http://schemas.openxmlformats.org/drawingml/2006/main">
+              <a:graphicData uri="http://schemas.openxmlformats.org/drawingml/2006/picture">
+                <pic:pic xmlns:pic="http://schemas.openxmlformats.org/drawingml/2006/picture">
+                  <pic:nvPicPr>
+                    <pic:cNvPr id="492088093" name=""/>
+                    <pic:cNvPicPr/>
+                  </pic:nvPicPr>
+                  <pic:blipFill>
+                    <a:blip r:embed="rId11"/>
+                    <a:stretch>
+                      <a:fillRect/>
+                    </a:stretch>
+                  </pic:blipFill>
+                  <pic:spPr>
+                    <a:xfrm>
+                      <a:off x="0" y="0"/>
+                      <a:ext cx="6300470" cy="1368425"/>
+                    </a:xfrm>
+                    <a:prstGeom prst="rect">
+                      <a:avLst/>
+                    </a:prstGeom>
+                  </pic:spPr>
+                </pic:pic>
+              </a:graphicData>
+            </a:graphic>
+          </wp:inline>
+        </w:drawing>
+      </w:r>
+    </w:p>
+    <w:p>
+      <w:pPr>
+        <w:pStyle w:val="a"/>
+      </w:pPr>
+      <w:r>
+        <w:t>Результаты тестов Миллера-Рабина для чисел.</w:t>
+      </w:r>
+    </w:p>
+    <w:p/>
+    <w:p>
+      <w:pPr>
+        <w:pStyle w:val="a8"/>
+      </w:pPr>
+      <w:r>
+        <w:lastRenderedPageBreak/>
+        <w:drawing>
+          <wp:inline distT="0" distB="0" distL="0" distR="0" wp14:anchorId="18CF8C07" wp14:editId="0B50C728">
+            <wp:extent cx="6300470" cy="2108200"/>
+            <wp:effectExtent l="0" t="0" r="0" b="0"/>
+            <wp:docPr id="1371722191" name="Picture 1"/>
+            <wp:cNvGraphicFramePr>
+              <a:graphicFrameLocks xmlns:a="http://schemas.openxmlformats.org/drawingml/2006/main" noChangeAspect="1"/>
+            </wp:cNvGraphicFramePr>
+            <a:graphic xmlns:a="http://schemas.openxmlformats.org/drawingml/2006/main">
+              <a:graphicData uri="http://schemas.openxmlformats.org/drawingml/2006/picture">
+                <pic:pic xmlns:pic="http://schemas.openxmlformats.org/drawingml/2006/picture">
+                  <pic:nvPicPr>
+                    <pic:cNvPr id="1371722191" name=""/>
+                    <pic:cNvPicPr/>
+                  </pic:nvPicPr>
+                  <pic:blipFill>
+                    <a:blip r:embed="rId12"/>
+                    <a:stretch>
+                      <a:fillRect/>
+                    </a:stretch>
+                  </pic:blipFill>
+                  <pic:spPr>
+                    <a:xfrm>
+                      <a:off x="0" y="0"/>
+                      <a:ext cx="6300470" cy="2108200"/>
+                    </a:xfrm>
+                    <a:prstGeom prst="rect">
+                      <a:avLst/>
+                    </a:prstGeom>
+                  </pic:spPr>
+                </pic:pic>
+              </a:graphicData>
+            </a:graphic>
+          </wp:inline>
+        </w:drawing>
+      </w:r>
+    </w:p>
+    <w:p>
+      <w:pPr>
+        <w:pStyle w:val="a"/>
+      </w:pPr>
+      <w:r>
+        <w:t>Результаты тестов для чисел Кармайкла.</w:t>
+      </w:r>
+    </w:p>
+    <w:p/>
+    <w:p>
+      <w:pPr>
+        <w:pStyle w:val="a9"/>
+      </w:pPr>
+      <w:r>
+        <w:t>вывод</w:t>
+      </w:r>
+    </w:p>
+    <w:p>
+      <w:r>
+        <w:t>В ходе лабораторной работы были изучены и применены алгоритмы проверки чисел на простоту: тест Ферма, тест Соловэя-Штрассена и тест Рабина-Миллера. Реализованная программа, основанная на этих алгоритмах, успешно проверила числа на простоту. Хотя тесты были выполнены правильно, это было достигнуто путем многократного повторения и уточнения результатов на каждой итерации. Каждый из тестов имеет свою вероятность ошибки. При проверке чисел Кармайкла было выяснено, что тест Ферма имеет наибольшую вероятность ошибки, а тест Рабина-Миллера - наименьшую, так как он ни разу не дал неверный результат. Уменьшение вероятности ошибки достигается за счет добавления дополнительных вычислений и условий.</w:t>
+      </w:r>
+    </w:p>
+    <w:p>
+      <w:pPr>
+        <w:spacing w:line="240" w:lineRule="auto"/>
+        <w:ind w:firstLine="0"/>
+      </w:pPr>
+      <w:r>
+        <w:br w:type="page"/>
+      </w:r>
+    </w:p>
+    <w:p>
+      <w:pPr>
+        <w:pStyle w:val="a9"/>
+      </w:pPr>
+      <w:r>
+        <w:lastRenderedPageBreak/>
+        <w:t>приложение</w:t>
+      </w:r>
+      <w:r>
+        <w:rPr>
+          <w:lang w:val="en-US"/>
+        </w:rPr>
+        <w:t xml:space="preserve"> </w:t>
+      </w:r>
+      <w:r>
+        <w:t>А</w:t>
+      </w:r>
+    </w:p>
+    <w:p>
+      <w:pPr>
+        <w:rPr>
+          <w:lang w:val="en-US"/>
+        </w:rPr>
+      </w:pPr>
+      <w:r>
+        <w:rPr>
+          <w:i/>
+          <w:iCs/>
+          <w:lang w:val="en-US"/>
+        </w:rPr>
+        <w:t>SimpleTest.java</w:t>
+      </w:r>
+      <w:r>
+        <w:rPr>
+          <w:i/>
+          <w:iCs/>
+          <w:lang w:val="en-US"/>
+        </w:rPr>
+        <w:t>:</w:t>
+      </w:r>
+    </w:p>
+    <w:p>
+      <w:pPr>
+        <w:pStyle w:val="a6"/>
+      </w:pPr>
+    </w:p>
+    <w:p>
+      <w:pPr>
+        <w:pStyle w:val="a6"/>
+      </w:pPr>
+      <w:r>
+        <w:t xml:space="preserve">import </w:t>
+      </w:r>
+      <w:r>
+        <w:rPr>
+          <w:u w:val="single"/>
+        </w:rPr>
+        <w:t>java</w:t>
+      </w:r>
+      <w:r>
+        <w:t>.</w:t>
+      </w:r>
+      <w:r>
+        <w:rPr>
+          <w:u w:val="single"/>
+        </w:rPr>
+        <w:t>math</w:t>
+      </w:r>
+      <w:r>
+        <w:t>.</w:t>
+      </w:r>
+      <w:r>
+        <w:rPr>
+          <w:u w:val="single"/>
+        </w:rPr>
+        <w:t>BigInteger</w:t>
+      </w:r>
+      <w:r>
+        <w:t>;</w:t>
+      </w:r>
+    </w:p>
+    <w:p>
+      <w:pPr>
+        <w:pStyle w:val="a6"/>
+      </w:pPr>
+      <w:r>
+        <w:t xml:space="preserve">import </w:t>
+      </w:r>
+      <w:r>
+        <w:rPr>
+          <w:u w:val="single"/>
+        </w:rPr>
+        <w:t>java</w:t>
+      </w:r>
+      <w:r>
+        <w:t>.</w:t>
+      </w:r>
+      <w:r>
+        <w:rPr>
+          <w:u w:val="single"/>
+        </w:rPr>
+        <w:t>security</w:t>
+      </w:r>
+      <w:r>
+        <w:t>.</w:t>
+      </w:r>
+      <w:r>
+        <w:rPr>
+          <w:u w:val="single"/>
+        </w:rPr>
+        <w:t>SecureRandom</w:t>
+      </w:r>
+      <w:r>
+        <w:t>;</w:t>
+      </w:r>
+    </w:p>
+    <w:p>
+      <w:pPr>
+        <w:pStyle w:val="a6"/>
+      </w:pPr>
+      <w:r>
+        <w:t xml:space="preserve">import </w:t>
+      </w:r>
+      <w:r>
+        <w:rPr>
+          <w:u w:val="single"/>
+        </w:rPr>
+        <w:t>java</w:t>
+      </w:r>
+      <w:r>
+        <w:t>.</w:t>
+      </w:r>
+      <w:r>
+        <w:rPr>
+          <w:u w:val="single"/>
+        </w:rPr>
+        <w:t>util</w:t>
+      </w:r>
+      <w:r>
+        <w:t>.</w:t>
+      </w:r>
+      <w:r>
+        <w:rPr>
+          <w:u w:val="single"/>
+        </w:rPr>
+        <w:t>ArrayList</w:t>
+      </w:r>
+      <w:r>
+        <w:t>;</w:t>
+      </w:r>
+    </w:p>
+    <w:p>
+      <w:pPr>
+        <w:pStyle w:val="a6"/>
+      </w:pPr>
+      <w:r>
+        <w:t xml:space="preserve">import </w:t>
+      </w:r>
+      <w:r>
+        <w:rPr>
+          <w:u w:val="single"/>
+        </w:rPr>
+        <w:t>java</w:t>
+      </w:r>
+      <w:r>
+        <w:t>.</w:t>
+      </w:r>
+      <w:r>
+        <w:rPr>
+          <w:u w:val="single"/>
+        </w:rPr>
+        <w:t>util</w:t>
+      </w:r>
+      <w:r>
+        <w:t>.</w:t>
+      </w:r>
+      <w:r>
+        <w:rPr>
+          <w:u w:val="single"/>
+        </w:rPr>
+        <w:t>function</w:t>
+      </w:r>
+      <w:r>
+        <w:t>.</w:t>
+      </w:r>
+      <w:r>
+        <w:rPr>
+          <w:u w:val="single"/>
+        </w:rPr>
+        <w:t>Function</w:t>
+      </w:r>
+      <w:r>
+        <w:t>;</w:t>
+      </w:r>
+    </w:p>
+    <w:p>
+      <w:pPr>
+        <w:pStyle w:val="a6"/>
+      </w:pPr>
+    </w:p>
+    <w:p>
+      <w:pPr>
+        <w:pStyle w:val="a6"/>
+      </w:pPr>
+      <w:r>
+        <w:t xml:space="preserve">public class </w:t>
+      </w:r>
+      <w:r>
+        <w:rPr>
+          <w:u w:val="single"/>
+        </w:rPr>
+        <w:t>SimpleTest</w:t>
+      </w:r>
+      <w:r>
+        <w:t xml:space="preserve"> </w:t>
+      </w:r>
+    </w:p>
+    <w:p>
+      <w:pPr>
+        <w:pStyle w:val="a6"/>
+      </w:pPr>
+      <w:r>
+        <w:t>{    </w:t>
+      </w:r>
+    </w:p>
+    <w:p>
+      <w:pPr>
+        <w:pStyle w:val="a6"/>
+      </w:pPr>
+      <w:r>
+        <w:t xml:space="preserve">    private static final </w:t>
+      </w:r>
+      <w:r>
+        <w:rPr>
+          <w:i/>
+          <w:iCs/>
+        </w:rPr>
+        <w:t>int</w:t>
+      </w:r>
+      <w:r>
+        <w:t xml:space="preserve"> TESTS_COUNT = 5;</w:t>
+      </w:r>
+    </w:p>
+    <w:p>
+      <w:pPr>
+        <w:pStyle w:val="a6"/>
+      </w:pPr>
+      <w:r>
+        <w:t xml:space="preserve">    private static final </w:t>
+      </w:r>
+      <w:r>
+        <w:rPr>
+          <w:u w:val="single"/>
+        </w:rPr>
+        <w:t>SecureRandom</w:t>
+      </w:r>
+      <w:r>
+        <w:t xml:space="preserve"> RANDOM = new SecureRandom();</w:t>
+      </w:r>
+    </w:p>
+    <w:p>
+      <w:pPr>
+        <w:pStyle w:val="a6"/>
+      </w:pPr>
+      <w:r>
+        <w:t xml:space="preserve">    </w:t>
+      </w:r>
+    </w:p>
+    <w:p>
+      <w:pPr>
+        <w:pStyle w:val="a6"/>
+      </w:pPr>
+      <w:r>
+        <w:t xml:space="preserve">    static </w:t>
+      </w:r>
+      <w:r>
+        <w:rPr>
+          <w:u w:val="single"/>
+        </w:rPr>
+        <w:t>Boolean</w:t>
+      </w:r>
+      <w:r>
+        <w:t xml:space="preserve"> FermaTest(</w:t>
+      </w:r>
+      <w:r>
+        <w:rPr>
+          <w:u w:val="single"/>
+        </w:rPr>
+        <w:t>BigInteger</w:t>
+      </w:r>
+      <w:r>
+        <w:t xml:space="preserve"> </w:t>
+      </w:r>
+      <w:r>
+        <w:rPr>
+          <w:i/>
+          <w:iCs/>
+        </w:rPr>
+        <w:t>n</w:t>
+      </w:r>
+      <w:r>
+        <w:t>)</w:t>
+      </w:r>
+    </w:p>
+    <w:p>
+      <w:pPr>
+        <w:pStyle w:val="a6"/>
+      </w:pPr>
+      <w:r>
+        <w:t>    {</w:t>
+      </w:r>
+    </w:p>
+    <w:p>
+      <w:pPr>
+        <w:pStyle w:val="a6"/>
+      </w:pPr>
+      <w:r>
+        <w:t xml:space="preserve">        </w:t>
+      </w:r>
+      <w:r>
+        <w:rPr>
+          <w:u w:val="single"/>
+        </w:rPr>
+        <w:t>ArrayList</w:t>
+      </w:r>
+      <w:r>
+        <w:t>&lt;</w:t>
+      </w:r>
+      <w:r>
+        <w:rPr>
+          <w:u w:val="single"/>
+        </w:rPr>
+        <w:t>BigInteger</w:t>
+      </w:r>
+      <w:r>
+        <w:t>&gt; PassedBases = new ArrayList&lt;&gt;();</w:t>
+      </w:r>
+    </w:p>
+    <w:p>
+      <w:pPr>
+        <w:pStyle w:val="a6"/>
+      </w:pPr>
+      <w:r>
+        <w:t xml:space="preserve">        </w:t>
+      </w:r>
+      <w:r>
+        <w:rPr>
+          <w:u w:val="single"/>
+        </w:rPr>
+        <w:t>BigInteger</w:t>
+      </w:r>
+      <w:r>
+        <w:t xml:space="preserve"> exponent = </w:t>
+      </w:r>
+      <w:r>
+        <w:rPr>
+          <w:i/>
+          <w:iCs/>
+        </w:rPr>
+        <w:t>n</w:t>
+      </w:r>
+      <w:r>
+        <w:t>.subtract(</w:t>
+      </w:r>
+      <w:r>
+        <w:rPr>
+          <w:u w:val="single"/>
+        </w:rPr>
+        <w:t>BigInteger</w:t>
+      </w:r>
+      <w:r>
+        <w:t>.ONE);</w:t>
+      </w:r>
+    </w:p>
+    <w:p>
+      <w:pPr>
+        <w:pStyle w:val="a6"/>
+      </w:pPr>
+    </w:p>
+    <w:p>
+      <w:pPr>
+        <w:pStyle w:val="a6"/>
+      </w:pPr>
+      <w:r>
+        <w:t>        for (</w:t>
+      </w:r>
+      <w:r>
+        <w:rPr>
+          <w:i/>
+          <w:iCs/>
+        </w:rPr>
+        <w:t>int</w:t>
+      </w:r>
+      <w:r>
+        <w:t xml:space="preserve"> i = 0; i &lt; TESTS_COUNT; i++)</w:t>
+      </w:r>
+    </w:p>
+    <w:p>
+      <w:pPr>
+        <w:pStyle w:val="a6"/>
+      </w:pPr>
+      <w:r>
+        <w:t>        {</w:t>
+      </w:r>
+    </w:p>
+    <w:p>
+      <w:pPr>
+        <w:pStyle w:val="a6"/>
+      </w:pPr>
+    </w:p>
+    <w:p>
+      <w:pPr>
+        <w:pStyle w:val="a6"/>
+      </w:pPr>
+      <w:r>
+        <w:t xml:space="preserve">            </w:t>
+      </w:r>
+      <w:r>
+        <w:rPr>
+          <w:u w:val="single"/>
+        </w:rPr>
+        <w:t>BigInteger</w:t>
+      </w:r>
+      <w:r>
+        <w:t xml:space="preserve"> a;</w:t>
+      </w:r>
+    </w:p>
+    <w:p>
+      <w:pPr>
+        <w:pStyle w:val="a6"/>
+      </w:pPr>
+      <w:r>
+        <w:t xml:space="preserve">            do </w:t>
+      </w:r>
+    </w:p>
+    <w:p>
+      <w:pPr>
+        <w:pStyle w:val="a6"/>
+      </w:pPr>
+      <w:r>
+        <w:t>            {</w:t>
+      </w:r>
+    </w:p>
+    <w:p>
+      <w:pPr>
+        <w:pStyle w:val="a6"/>
+      </w:pPr>
+      <w:r>
+        <w:t>                a = randomBase(</w:t>
+      </w:r>
+      <w:r>
+        <w:rPr>
+          <w:i/>
+          <w:iCs/>
+        </w:rPr>
+        <w:t>n</w:t>
+      </w:r>
+      <w:r>
+        <w:t>);</w:t>
+      </w:r>
+    </w:p>
+    <w:p>
+      <w:pPr>
+        <w:pStyle w:val="a6"/>
+      </w:pPr>
+      <w:r>
+        <w:t xml:space="preserve">            } </w:t>
+      </w:r>
+    </w:p>
+    <w:p>
+      <w:pPr>
+        <w:pStyle w:val="a6"/>
+      </w:pPr>
+      <w:r>
+        <w:t>            while (!a.gcd(</w:t>
+      </w:r>
+      <w:r>
+        <w:rPr>
+          <w:i/>
+          <w:iCs/>
+        </w:rPr>
+        <w:t>n</w:t>
+      </w:r>
+      <w:r>
+        <w:t>).equals(</w:t>
+      </w:r>
+      <w:r>
+        <w:rPr>
+          <w:u w:val="single"/>
+        </w:rPr>
+        <w:t>BigInteger</w:t>
+      </w:r>
+      <w:r>
+        <w:t>.ONE));</w:t>
+      </w:r>
+    </w:p>
+    <w:p>
+      <w:pPr>
+        <w:pStyle w:val="a6"/>
+      </w:pPr>
+    </w:p>
+    <w:p>
+      <w:pPr>
+        <w:pStyle w:val="a6"/>
+      </w:pPr>
+      <w:r>
+        <w:t xml:space="preserve">            if (!a.modPow(exponent, </w:t>
+      </w:r>
+      <w:r>
+        <w:rPr>
+          <w:i/>
+          <w:iCs/>
+        </w:rPr>
+        <w:t>n</w:t>
+      </w:r>
+      <w:r>
+        <w:t>).equals(</w:t>
+      </w:r>
+      <w:r>
+        <w:rPr>
+          <w:u w:val="single"/>
+        </w:rPr>
+        <w:t>BigInteger</w:t>
+      </w:r>
+      <w:r>
+        <w:t>.ONE))</w:t>
+      </w:r>
+    </w:p>
+    <w:p>
+      <w:pPr>
+        <w:pStyle w:val="a6"/>
+      </w:pPr>
+      <w:r>
+        <w:t>            {</w:t>
+      </w:r>
+    </w:p>
+    <w:p>
+      <w:pPr>
+        <w:pStyle w:val="a6"/>
+      </w:pPr>
+      <w:r>
+        <w:t xml:space="preserve">                </w:t>
+      </w:r>
+      <w:r>
+        <w:rPr>
+          <w:u w:val="single"/>
+        </w:rPr>
+        <w:t>System</w:t>
+      </w:r>
+      <w:r>
+        <w:t>.out.printf("</w:t>
+      </w:r>
+      <w:r>
+        <w:rPr>
+          <w:lang w:val="ru-RU"/>
+        </w:rPr>
+        <w:t>Число</w:t>
+      </w:r>
+      <w:r>
+        <w:t xml:space="preserve"> %s </w:t>
+      </w:r>
+      <w:r>
+        <w:rPr>
+          <w:lang w:val="ru-RU"/>
+        </w:rPr>
+        <w:t>составное</w:t>
+      </w:r>
+      <w:r>
+        <w:t xml:space="preserve">. a = %s\n", </w:t>
+      </w:r>
+      <w:r>
+        <w:rPr>
+          <w:i/>
+          <w:iCs/>
+        </w:rPr>
+        <w:t>n</w:t>
+      </w:r>
+      <w:r>
+        <w:t>, a);</w:t>
+      </w:r>
+    </w:p>
+    <w:p>
+      <w:pPr>
+        <w:pStyle w:val="a6"/>
+      </w:pPr>
+      <w:r>
+        <w:t>                return false;</w:t>
+      </w:r>
+    </w:p>
+    <w:p>
+      <w:pPr>
+        <w:pStyle w:val="a6"/>
+      </w:pPr>
+      <w:r>
+        <w:t>            }</w:t>
+      </w:r>
+    </w:p>
+    <w:p>
+      <w:pPr>
+        <w:pStyle w:val="a6"/>
+      </w:pPr>
+      <w:r>
+        <w:t>            PassedBases.add(a);</w:t>
+      </w:r>
+    </w:p>
+    <w:p>
+      <w:pPr>
+        <w:pStyle w:val="a6"/>
+        <w:rPr>
+          <w:lang w:val="ru-RU"/>
+        </w:rPr>
+      </w:pPr>
+      <w:r>
+        <w:t xml:space="preserve">        </w:t>
+      </w:r>
+      <w:r>
+        <w:rPr>
+          <w:lang w:val="ru-RU"/>
+        </w:rPr>
+        <w:t>}</w:t>
+      </w:r>
+    </w:p>
+    <w:p>
+      <w:pPr>
+        <w:pStyle w:val="a6"/>
+        <w:rPr>
+          <w:lang w:val="ru-RU"/>
+        </w:rPr>
+      </w:pPr>
+    </w:p>
+    <w:p>
+      <w:pPr>
+        <w:pStyle w:val="a6"/>
+      </w:pPr>
+      <w:r>
+        <w:rPr>
+          <w:lang w:val="ru-RU"/>
+        </w:rPr>
+        <w:t xml:space="preserve">        </w:t>
+      </w:r>
+      <w:r>
+        <w:rPr>
+          <w:u w:val="single"/>
+          <w:lang w:val="ru-RU"/>
+        </w:rPr>
+        <w:t>System</w:t>
+      </w:r>
+      <w:r>
+        <w:rPr>
+          <w:lang w:val="ru-RU"/>
+        </w:rPr>
+        <w:t>.out.printf("Число %s Вероятно простое. Основания</w:t>
+      </w:r>
+      <w:r>
+        <w:t xml:space="preserve">:\n", </w:t>
+      </w:r>
+      <w:r>
+        <w:rPr>
+          <w:i/>
+          <w:iCs/>
+        </w:rPr>
+        <w:t>n</w:t>
+      </w:r>
+      <w:r>
+        <w:t>);</w:t>
+      </w:r>
+    </w:p>
+    <w:p>
+      <w:pPr>
+        <w:pStyle w:val="a6"/>
+      </w:pPr>
+      <w:r>
+        <w:t>        for(</w:t>
+      </w:r>
+      <w:r>
+        <w:rPr>
+          <w:u w:val="single"/>
+        </w:rPr>
+        <w:t>BigInteger</w:t>
+      </w:r>
+      <w:r>
+        <w:t xml:space="preserve"> base : PassedBases)</w:t>
+      </w:r>
+    </w:p>
+    <w:p>
+      <w:pPr>
+        <w:pStyle w:val="a6"/>
+      </w:pPr>
+      <w:r>
+        <w:t>        {</w:t>
+      </w:r>
+    </w:p>
+    <w:p>
+      <w:pPr>
+        <w:pStyle w:val="a6"/>
+      </w:pPr>
+      <w:r>
+        <w:t xml:space="preserve">            </w:t>
+      </w:r>
+      <w:r>
+        <w:rPr>
+          <w:u w:val="single"/>
+        </w:rPr>
+        <w:t>System</w:t>
+      </w:r>
+      <w:r>
+        <w:t>.out.printf("a = %s\n", base);</w:t>
+      </w:r>
+    </w:p>
+    <w:p>
+      <w:pPr>
+        <w:pStyle w:val="a6"/>
+      </w:pPr>
+      <w:r>
+        <w:t xml:space="preserve">            </w:t>
+      </w:r>
+      <w:r>
+        <w:rPr>
+          <w:u w:val="single"/>
+        </w:rPr>
+        <w:t>System</w:t>
+      </w:r>
+      <w:r>
+        <w:t>.out.printf("</w:t>
+      </w:r>
+      <w:r>
+        <w:rPr>
+          <w:lang w:val="ru-RU"/>
+        </w:rPr>
+        <w:t>Проверка</w:t>
+      </w:r>
+      <w:r>
+        <w:t xml:space="preserve">: %s ^ %s (mod %s) = 1\n", base, exponent, </w:t>
+      </w:r>
+      <w:r>
+        <w:rPr>
+          <w:i/>
+          <w:iCs/>
+        </w:rPr>
+        <w:t>n</w:t>
+      </w:r>
+      <w:r>
+        <w:t>);</w:t>
+      </w:r>
+    </w:p>
+    <w:p>
+      <w:pPr>
+        <w:pStyle w:val="a6"/>
+      </w:pPr>
+      <w:r>
+        <w:t>        }</w:t>
+      </w:r>
+    </w:p>
+    <w:p>
+      <w:pPr>
+        <w:pStyle w:val="a6"/>
+      </w:pPr>
+    </w:p>
+    <w:p>
+      <w:pPr>
+        <w:pStyle w:val="a6"/>
+      </w:pPr>
+      <w:r>
+        <w:t>        return true;</w:t>
+      </w:r>
+    </w:p>
+    <w:p>
+      <w:pPr>
+        <w:pStyle w:val="a6"/>
+      </w:pPr>
+      <w:r>
+        <w:t>    }</w:t>
+      </w:r>
+    </w:p>
+    <w:p>
+      <w:pPr>
+        <w:pStyle w:val="a6"/>
+      </w:pPr>
+    </w:p>
+    <w:p>
+      <w:pPr>
+        <w:pStyle w:val="a6"/>
+      </w:pPr>
+      <w:r>
+        <w:t xml:space="preserve">    static </w:t>
+      </w:r>
+      <w:r>
+        <w:rPr>
+          <w:i/>
+          <w:iCs/>
+        </w:rPr>
+        <w:t>int</w:t>
+      </w:r>
+      <w:r>
+        <w:t xml:space="preserve"> jacobi(</w:t>
+      </w:r>
+      <w:r>
+        <w:rPr>
+          <w:u w:val="single"/>
+        </w:rPr>
+        <w:t>BigInteger</w:t>
+      </w:r>
+      <w:r>
+        <w:t xml:space="preserve"> </w:t>
+      </w:r>
+      <w:r>
+        <w:rPr>
+          <w:i/>
+          <w:iCs/>
+        </w:rPr>
+        <w:t>a</w:t>
+      </w:r>
+      <w:r>
+        <w:t xml:space="preserve">, </w:t>
+      </w:r>
+      <w:r>
+        <w:rPr>
+          <w:u w:val="single"/>
+        </w:rPr>
+        <w:t>BigInteger</w:t>
+      </w:r>
+      <w:r>
+        <w:t xml:space="preserve"> </w:t>
+      </w:r>
+      <w:r>
+        <w:rPr>
+          <w:i/>
+          <w:iCs/>
+        </w:rPr>
+        <w:t>n</w:t>
+      </w:r>
+      <w:r>
+        <w:t xml:space="preserve">) </w:t>
+      </w:r>
+    </w:p>
+    <w:p>
+      <w:pPr>
+        <w:pStyle w:val="a6"/>
+      </w:pPr>
+      <w:r>
+        <w:t>    {</w:t>
+      </w:r>
+    </w:p>
+    <w:p>
+      <w:pPr>
+        <w:pStyle w:val="a6"/>
+      </w:pPr>
+      <w:r>
+        <w:t xml:space="preserve">        </w:t>
+      </w:r>
+      <w:r>
+        <w:rPr>
+          <w:i/>
+          <w:iCs/>
+        </w:rPr>
+        <w:t>a</w:t>
+      </w:r>
+      <w:r>
+        <w:t xml:space="preserve"> = </w:t>
+      </w:r>
+      <w:r>
+        <w:rPr>
+          <w:i/>
+          <w:iCs/>
+        </w:rPr>
+        <w:t>a</w:t>
+      </w:r>
+      <w:r>
+        <w:t>.mod(</w:t>
+      </w:r>
+      <w:r>
+        <w:rPr>
+          <w:i/>
+          <w:iCs/>
+        </w:rPr>
+        <w:t>n</w:t>
+      </w:r>
+      <w:r>
+        <w:t>);</w:t>
+      </w:r>
+    </w:p>
+    <w:p>
+      <w:pPr>
+        <w:pStyle w:val="a6"/>
+      </w:pPr>
+      <w:r>
+        <w:t xml:space="preserve">        </w:t>
+      </w:r>
+      <w:r>
+        <w:rPr>
+          <w:i/>
+          <w:iCs/>
+        </w:rPr>
+        <w:t>int</w:t>
+      </w:r>
+      <w:r>
+        <w:t xml:space="preserve"> result = 1;</w:t>
+      </w:r>
+    </w:p>
+    <w:p>
+      <w:pPr>
+        <w:pStyle w:val="a6"/>
+      </w:pPr>
+      <w:r>
+        <w:t xml:space="preserve">        </w:t>
+      </w:r>
+      <w:r>
+        <w:rPr>
+          <w:u w:val="single"/>
+        </w:rPr>
+        <w:t>BigInteger</w:t>
+      </w:r>
+      <w:r>
+        <w:t xml:space="preserve"> two = </w:t>
+      </w:r>
+      <w:r>
+        <w:rPr>
+          <w:u w:val="single"/>
+        </w:rPr>
+        <w:t>BigInteger</w:t>
+      </w:r>
+      <w:r>
+        <w:t>.valueOf(2);</w:t>
+      </w:r>
+    </w:p>
+    <w:p>
+      <w:pPr>
+        <w:pStyle w:val="a6"/>
+      </w:pPr>
+      <w:r>
+        <w:t xml:space="preserve">        </w:t>
+      </w:r>
+      <w:r>
+        <w:rPr>
+          <w:u w:val="single"/>
+        </w:rPr>
+        <w:t>BigInteger</w:t>
+      </w:r>
+      <w:r>
+        <w:t xml:space="preserve"> four = </w:t>
+      </w:r>
+      <w:r>
+        <w:rPr>
+          <w:u w:val="single"/>
+        </w:rPr>
+        <w:t>BigInteger</w:t>
+      </w:r>
+      <w:r>
+        <w:t>.valueOf(4);</w:t>
+      </w:r>
+    </w:p>
+    <w:p>
+      <w:pPr>
+        <w:pStyle w:val="a6"/>
+      </w:pPr>
+      <w:r>
+        <w:lastRenderedPageBreak/>
+        <w:t xml:space="preserve">        </w:t>
+      </w:r>
+      <w:r>
+        <w:rPr>
+          <w:u w:val="single"/>
+        </w:rPr>
+        <w:t>BigInteger</w:t>
+      </w:r>
+      <w:r>
+        <w:t xml:space="preserve"> eight = </w:t>
+      </w:r>
+      <w:r>
+        <w:rPr>
+          <w:u w:val="single"/>
+        </w:rPr>
+        <w:t>BigInteger</w:t>
+      </w:r>
+      <w:r>
+        <w:t>.valueOf(8);</w:t>
+      </w:r>
+    </w:p>
+    <w:p>
+      <w:pPr>
+        <w:pStyle w:val="a6"/>
+      </w:pPr>
+    </w:p>
+    <w:p>
+      <w:pPr>
+        <w:pStyle w:val="a6"/>
+      </w:pPr>
+      <w:r>
+        <w:t>        while (!</w:t>
+      </w:r>
+      <w:r>
+        <w:rPr>
+          <w:i/>
+          <w:iCs/>
+        </w:rPr>
+        <w:t>a</w:t>
+      </w:r>
+      <w:r>
+        <w:t>.equals(</w:t>
+      </w:r>
+      <w:r>
+        <w:rPr>
+          <w:u w:val="single"/>
+        </w:rPr>
+        <w:t>BigInteger</w:t>
+      </w:r>
+      <w:r>
+        <w:t xml:space="preserve">.ZERO)) </w:t>
+      </w:r>
+    </w:p>
+    <w:p>
+      <w:pPr>
+        <w:pStyle w:val="a6"/>
+      </w:pPr>
+      <w:r>
+        <w:t>        {</w:t>
+      </w:r>
+    </w:p>
+    <w:p>
+      <w:pPr>
+        <w:pStyle w:val="a6"/>
+      </w:pPr>
+      <w:r>
+        <w:t>            while (!</w:t>
+      </w:r>
+      <w:r>
+        <w:rPr>
+          <w:i/>
+          <w:iCs/>
+        </w:rPr>
+        <w:t>a</w:t>
+      </w:r>
+      <w:r>
+        <w:t>.testBit(0)) {</w:t>
+      </w:r>
+    </w:p>
+    <w:p>
+      <w:pPr>
+        <w:pStyle w:val="a6"/>
+      </w:pPr>
+      <w:r>
+        <w:t xml:space="preserve">                </w:t>
+      </w:r>
+      <w:r>
+        <w:rPr>
+          <w:i/>
+          <w:iCs/>
+        </w:rPr>
+        <w:t>a</w:t>
+      </w:r>
+      <w:r>
+        <w:t xml:space="preserve"> = </w:t>
+      </w:r>
+      <w:r>
+        <w:rPr>
+          <w:i/>
+          <w:iCs/>
+        </w:rPr>
+        <w:t>a</w:t>
+      </w:r>
+      <w:r>
+        <w:t>.divide(two);</w:t>
+      </w:r>
+    </w:p>
+    <w:p>
+      <w:pPr>
+        <w:pStyle w:val="a6"/>
+      </w:pPr>
+    </w:p>
+    <w:p>
+      <w:pPr>
+        <w:pStyle w:val="a6"/>
+      </w:pPr>
+      <w:r>
+        <w:t xml:space="preserve">                </w:t>
+      </w:r>
+      <w:r>
+        <w:rPr>
+          <w:i/>
+          <w:iCs/>
+        </w:rPr>
+        <w:t>int</w:t>
+      </w:r>
+      <w:r>
+        <w:t xml:space="preserve"> nMod8 = </w:t>
+      </w:r>
+      <w:r>
+        <w:rPr>
+          <w:i/>
+          <w:iCs/>
+        </w:rPr>
+        <w:t>n</w:t>
+      </w:r>
+      <w:r>
+        <w:t>.mod(eight).intValue();</w:t>
+      </w:r>
+    </w:p>
+    <w:p>
+      <w:pPr>
+        <w:pStyle w:val="a6"/>
+      </w:pPr>
+      <w:r>
+        <w:t>                if (nMod8 == 3 || nMod8 == 5) {</w:t>
+      </w:r>
+    </w:p>
+    <w:p>
+      <w:pPr>
+        <w:pStyle w:val="a6"/>
+      </w:pPr>
+      <w:r>
+        <w:t>                    result = -result;</w:t>
+      </w:r>
+    </w:p>
+    <w:p>
+      <w:pPr>
+        <w:pStyle w:val="a6"/>
+      </w:pPr>
+      <w:r>
+        <w:t>                }</w:t>
+      </w:r>
+    </w:p>
+    <w:p>
+      <w:pPr>
+        <w:pStyle w:val="a6"/>
+      </w:pPr>
+      <w:r>
+        <w:t>            }</w:t>
+      </w:r>
+    </w:p>
+    <w:p>
+      <w:pPr>
+        <w:pStyle w:val="a6"/>
+      </w:pPr>
+    </w:p>
+    <w:p>
+      <w:pPr>
+        <w:pStyle w:val="a6"/>
+      </w:pPr>
+      <w:r>
+        <w:t xml:space="preserve">            </w:t>
+      </w:r>
+      <w:r>
+        <w:rPr>
+          <w:u w:val="single"/>
+        </w:rPr>
+        <w:t>BigInteger</w:t>
+      </w:r>
+      <w:r>
+        <w:t xml:space="preserve"> temp = </w:t>
+      </w:r>
+      <w:r>
+        <w:rPr>
+          <w:i/>
+          <w:iCs/>
+        </w:rPr>
+        <w:t>a</w:t>
+      </w:r>
+      <w:r>
+        <w:t>;</w:t>
+      </w:r>
+    </w:p>
+    <w:p>
+      <w:pPr>
+        <w:pStyle w:val="a6"/>
+      </w:pPr>
+      <w:r>
+        <w:t xml:space="preserve">            </w:t>
+      </w:r>
+      <w:r>
+        <w:rPr>
+          <w:i/>
+          <w:iCs/>
+        </w:rPr>
+        <w:t>a</w:t>
+      </w:r>
+      <w:r>
+        <w:t xml:space="preserve"> = </w:t>
+      </w:r>
+      <w:r>
+        <w:rPr>
+          <w:i/>
+          <w:iCs/>
+        </w:rPr>
+        <w:t>n</w:t>
+      </w:r>
+      <w:r>
+        <w:t>;</w:t>
+      </w:r>
+    </w:p>
+    <w:p>
+      <w:pPr>
+        <w:pStyle w:val="a6"/>
+      </w:pPr>
+      <w:r>
+        <w:t xml:space="preserve">            </w:t>
+      </w:r>
+      <w:r>
+        <w:rPr>
+          <w:i/>
+          <w:iCs/>
+        </w:rPr>
+        <w:t>n</w:t>
+      </w:r>
+      <w:r>
+        <w:t xml:space="preserve"> = temp;</w:t>
+      </w:r>
+    </w:p>
+    <w:p>
+      <w:pPr>
+        <w:pStyle w:val="a6"/>
+      </w:pPr>
+    </w:p>
+    <w:p>
+      <w:pPr>
+        <w:pStyle w:val="a6"/>
+      </w:pPr>
+      <w:r>
+        <w:t>            if (</w:t>
+      </w:r>
+      <w:r>
+        <w:rPr>
+          <w:i/>
+          <w:iCs/>
+        </w:rPr>
+        <w:t>a</w:t>
+      </w:r>
+      <w:r>
+        <w:t>.mod(four).equals(</w:t>
+      </w:r>
+      <w:r>
+        <w:rPr>
+          <w:u w:val="single"/>
+        </w:rPr>
+        <w:t>BigInteger</w:t>
+      </w:r>
+      <w:r>
+        <w:t>.valueOf(3)) &amp;&amp;</w:t>
+      </w:r>
+    </w:p>
+    <w:p>
+      <w:pPr>
+        <w:pStyle w:val="a6"/>
+      </w:pPr>
+      <w:r>
+        <w:t xml:space="preserve">                </w:t>
+      </w:r>
+      <w:r>
+        <w:rPr>
+          <w:i/>
+          <w:iCs/>
+        </w:rPr>
+        <w:t>n</w:t>
+      </w:r>
+      <w:r>
+        <w:t>.mod(four).equals(</w:t>
+      </w:r>
+      <w:r>
+        <w:rPr>
+          <w:u w:val="single"/>
+        </w:rPr>
+        <w:t>BigInteger</w:t>
+      </w:r>
+      <w:r>
+        <w:t>.valueOf(3))) {</w:t>
+      </w:r>
+    </w:p>
+    <w:p>
+      <w:pPr>
+        <w:pStyle w:val="a6"/>
+      </w:pPr>
+      <w:r>
+        <w:t>                result = -result;</w:t>
+      </w:r>
+    </w:p>
+    <w:p>
+      <w:pPr>
+        <w:pStyle w:val="a6"/>
+      </w:pPr>
+      <w:r>
+        <w:t>            }</w:t>
+      </w:r>
+    </w:p>
+    <w:p>
+      <w:pPr>
+        <w:pStyle w:val="a6"/>
+      </w:pPr>
+    </w:p>
+    <w:p>
+      <w:pPr>
+        <w:pStyle w:val="a6"/>
+      </w:pPr>
+      <w:r>
+        <w:t xml:space="preserve">            </w:t>
+      </w:r>
+      <w:r>
+        <w:rPr>
+          <w:i/>
+          <w:iCs/>
+        </w:rPr>
+        <w:t>a</w:t>
+      </w:r>
+      <w:r>
+        <w:t xml:space="preserve"> = </w:t>
+      </w:r>
+      <w:r>
+        <w:rPr>
+          <w:i/>
+          <w:iCs/>
+        </w:rPr>
+        <w:t>a</w:t>
+      </w:r>
+      <w:r>
+        <w:t>.mod(</w:t>
+      </w:r>
+      <w:r>
+        <w:rPr>
+          <w:i/>
+          <w:iCs/>
+        </w:rPr>
+        <w:t>n</w:t>
+      </w:r>
+      <w:r>
+        <w:t>);</w:t>
+      </w:r>
+    </w:p>
+    <w:p>
+      <w:pPr>
+        <w:pStyle w:val="a6"/>
+      </w:pPr>
+      <w:r>
+        <w:t>        }</w:t>
+      </w:r>
+    </w:p>
+    <w:p>
+      <w:pPr>
+        <w:pStyle w:val="a6"/>
+      </w:pPr>
+    </w:p>
+    <w:p>
+      <w:pPr>
+        <w:pStyle w:val="a6"/>
+      </w:pPr>
+      <w:r>
+        <w:t xml:space="preserve">        return </w:t>
+      </w:r>
+      <w:r>
+        <w:rPr>
+          <w:i/>
+          <w:iCs/>
+        </w:rPr>
+        <w:t>n</w:t>
+      </w:r>
+      <w:r>
+        <w:t>.equals(</w:t>
+      </w:r>
+      <w:r>
+        <w:rPr>
+          <w:u w:val="single"/>
+        </w:rPr>
+        <w:t>BigInteger</w:t>
+      </w:r>
+      <w:r>
+        <w:t>.ONE) ? result : 0;</w:t>
+      </w:r>
+    </w:p>
+    <w:p>
+      <w:pPr>
+        <w:pStyle w:val="a6"/>
+      </w:pPr>
+      <w:r>
+        <w:t>    }</w:t>
+      </w:r>
+    </w:p>
+    <w:p>
+      <w:pPr>
+        <w:pStyle w:val="a6"/>
+      </w:pPr>
+    </w:p>
+    <w:p>
+      <w:pPr>
+        <w:pStyle w:val="a6"/>
+      </w:pPr>
+      <w:r>
+        <w:t xml:space="preserve">    static </w:t>
+      </w:r>
+      <w:r>
+        <w:rPr>
+          <w:u w:val="single"/>
+        </w:rPr>
+        <w:t>Boolean</w:t>
+      </w:r>
+      <w:r>
+        <w:t xml:space="preserve"> SolovayShtrassenTest(</w:t>
+      </w:r>
+      <w:r>
+        <w:rPr>
+          <w:u w:val="single"/>
+        </w:rPr>
+        <w:t>BigInteger</w:t>
+      </w:r>
+      <w:r>
+        <w:t xml:space="preserve"> </w:t>
+      </w:r>
+      <w:r>
+        <w:rPr>
+          <w:i/>
+          <w:iCs/>
+        </w:rPr>
+        <w:t>n</w:t>
+      </w:r>
+      <w:r>
+        <w:t>)</w:t>
+      </w:r>
+    </w:p>
+    <w:p>
+      <w:pPr>
+        <w:pStyle w:val="a6"/>
+      </w:pPr>
+      <w:r>
+        <w:t>    {</w:t>
+      </w:r>
+    </w:p>
+    <w:p>
+      <w:pPr>
+        <w:pStyle w:val="a6"/>
+      </w:pPr>
+      <w:r>
+        <w:t xml:space="preserve">        </w:t>
+      </w:r>
+      <w:r>
+        <w:rPr>
+          <w:u w:val="single"/>
+        </w:rPr>
+        <w:t>ArrayList</w:t>
+      </w:r>
+      <w:r>
+        <w:t>&lt;</w:t>
+      </w:r>
+      <w:r>
+        <w:rPr>
+          <w:u w:val="single"/>
+        </w:rPr>
+        <w:t>BigInteger</w:t>
+      </w:r>
+      <w:r>
+        <w:t>&gt; PassedBases = new ArrayList&lt;&gt;();</w:t>
+      </w:r>
+    </w:p>
+    <w:p>
+      <w:pPr>
+        <w:pStyle w:val="a6"/>
+      </w:pPr>
+      <w:r>
+        <w:t xml:space="preserve">        </w:t>
+      </w:r>
+      <w:r>
+        <w:rPr>
+          <w:u w:val="single"/>
+        </w:rPr>
+        <w:t>ArrayList</w:t>
+      </w:r>
+      <w:r>
+        <w:t>&lt;</w:t>
+      </w:r>
+      <w:r>
+        <w:rPr>
+          <w:u w:val="single"/>
+        </w:rPr>
+        <w:t>BigInteger</w:t>
+      </w:r>
+      <w:r>
+        <w:t>&gt; Jakobies = new ArrayList&lt;&gt;();</w:t>
+      </w:r>
+    </w:p>
+    <w:p>
+      <w:pPr>
+        <w:pStyle w:val="a6"/>
+      </w:pPr>
+      <w:r>
+        <w:t xml:space="preserve">        </w:t>
+      </w:r>
+      <w:r>
+        <w:rPr>
+          <w:u w:val="single"/>
+        </w:rPr>
+        <w:t>BigInteger</w:t>
+      </w:r>
+      <w:r>
+        <w:t xml:space="preserve"> exponent = </w:t>
+      </w:r>
+      <w:r>
+        <w:rPr>
+          <w:i/>
+          <w:iCs/>
+        </w:rPr>
+        <w:t>n</w:t>
+      </w:r>
+      <w:r>
+        <w:t>.subtract(</w:t>
+      </w:r>
+      <w:r>
+        <w:rPr>
+          <w:u w:val="single"/>
+        </w:rPr>
+        <w:t>BigInteger</w:t>
+      </w:r>
+      <w:r>
+        <w:t>.ONE)</w:t>
+      </w:r>
+    </w:p>
+    <w:p>
+      <w:pPr>
+        <w:pStyle w:val="a6"/>
+      </w:pPr>
+      <w:r>
+        <w:t>                .divide(</w:t>
+      </w:r>
+      <w:r>
+        <w:rPr>
+          <w:u w:val="single"/>
+        </w:rPr>
+        <w:t>BigInteger</w:t>
+      </w:r>
+      <w:r>
+        <w:t>.TWO);</w:t>
+      </w:r>
+    </w:p>
+    <w:p>
+      <w:pPr>
+        <w:pStyle w:val="a6"/>
+      </w:pPr>
+    </w:p>
+    <w:p>
+      <w:pPr>
+        <w:pStyle w:val="a6"/>
+      </w:pPr>
+      <w:r>
+        <w:t>        for (</w:t>
+      </w:r>
+      <w:r>
+        <w:rPr>
+          <w:i/>
+          <w:iCs/>
+        </w:rPr>
+        <w:t>int</w:t>
+      </w:r>
+      <w:r>
+        <w:t xml:space="preserve"> i = 0; i &lt; TESTS_COUNT; i++)</w:t>
+      </w:r>
+    </w:p>
+    <w:p>
+      <w:pPr>
+        <w:pStyle w:val="a6"/>
+      </w:pPr>
+      <w:r>
+        <w:t>        {</w:t>
+      </w:r>
+    </w:p>
+    <w:p>
+      <w:pPr>
+        <w:pStyle w:val="a6"/>
+      </w:pPr>
+    </w:p>
+    <w:p>
+      <w:pPr>
+        <w:pStyle w:val="a6"/>
+      </w:pPr>
+      <w:r>
+        <w:t xml:space="preserve">            </w:t>
+      </w:r>
+      <w:r>
+        <w:rPr>
+          <w:u w:val="single"/>
+        </w:rPr>
+        <w:t>BigInteger</w:t>
+      </w:r>
+      <w:r>
+        <w:t xml:space="preserve"> a;</w:t>
+      </w:r>
+    </w:p>
+    <w:p>
+      <w:pPr>
+        <w:pStyle w:val="a6"/>
+      </w:pPr>
+      <w:r>
+        <w:t xml:space="preserve">            do </w:t>
+      </w:r>
+    </w:p>
+    <w:p>
+      <w:pPr>
+        <w:pStyle w:val="a6"/>
+      </w:pPr>
+      <w:r>
+        <w:t>            {</w:t>
+      </w:r>
+    </w:p>
+    <w:p>
+      <w:pPr>
+        <w:pStyle w:val="a6"/>
+      </w:pPr>
+      <w:r>
+        <w:t>                a = randomBase(</w:t>
+      </w:r>
+      <w:r>
+        <w:rPr>
+          <w:i/>
+          <w:iCs/>
+        </w:rPr>
+        <w:t>n</w:t>
+      </w:r>
+      <w:r>
+        <w:t>);</w:t>
+      </w:r>
+    </w:p>
+    <w:p>
+      <w:pPr>
+        <w:pStyle w:val="a6"/>
+      </w:pPr>
+      <w:r>
+        <w:t xml:space="preserve">            } </w:t>
+      </w:r>
+    </w:p>
+    <w:p>
+      <w:pPr>
+        <w:pStyle w:val="a6"/>
+      </w:pPr>
+      <w:r>
+        <w:t>            while (!a.gcd(</w:t>
+      </w:r>
+      <w:r>
+        <w:rPr>
+          <w:i/>
+          <w:iCs/>
+        </w:rPr>
+        <w:t>n</w:t>
+      </w:r>
+      <w:r>
+        <w:t>).equals(</w:t>
+      </w:r>
+      <w:r>
+        <w:rPr>
+          <w:u w:val="single"/>
+        </w:rPr>
+        <w:t>BigInteger</w:t>
+      </w:r>
+      <w:r>
+        <w:t>.ONE));</w:t>
+      </w:r>
+    </w:p>
+    <w:p>
+      <w:pPr>
+        <w:pStyle w:val="a6"/>
+      </w:pPr>
+      <w:r>
+        <w:t xml:space="preserve">            </w:t>
+      </w:r>
+      <w:r>
+        <w:rPr>
+          <w:i/>
+          <w:iCs/>
+        </w:rPr>
+        <w:t>int</w:t>
+      </w:r>
+      <w:r>
+        <w:t xml:space="preserve"> Jakobi = jacobi(a, </w:t>
+      </w:r>
+      <w:r>
+        <w:rPr>
+          <w:i/>
+          <w:iCs/>
+        </w:rPr>
+        <w:t>n</w:t>
+      </w:r>
+      <w:r>
+        <w:t>);</w:t>
+      </w:r>
+    </w:p>
+    <w:p>
+      <w:pPr>
+        <w:pStyle w:val="a6"/>
+      </w:pPr>
+    </w:p>
+    <w:p>
+      <w:pPr>
+        <w:pStyle w:val="a6"/>
+      </w:pPr>
+      <w:r>
+        <w:t>            if (Jakobi == 0)</w:t>
+      </w:r>
+    </w:p>
+    <w:p>
+      <w:pPr>
+        <w:pStyle w:val="a6"/>
+      </w:pPr>
+      <w:r>
+        <w:t>            {</w:t>
+      </w:r>
+    </w:p>
+    <w:p>
+      <w:pPr>
+        <w:pStyle w:val="a6"/>
+      </w:pPr>
+      <w:r>
+        <w:t xml:space="preserve">                </w:t>
+      </w:r>
+      <w:r>
+        <w:rPr>
+          <w:u w:val="single"/>
+        </w:rPr>
+        <w:t>System</w:t>
+      </w:r>
+      <w:r>
+        <w:t>.out.printf("</w:t>
+      </w:r>
+      <w:r>
+        <w:rPr>
+          <w:lang w:val="ru-RU"/>
+        </w:rPr>
+        <w:t>Число</w:t>
+      </w:r>
+      <w:r>
+        <w:t xml:space="preserve"> %s </w:t>
+      </w:r>
+      <w:r>
+        <w:rPr>
+          <w:lang w:val="ru-RU"/>
+        </w:rPr>
+        <w:t>составное</w:t>
+      </w:r>
+      <w:r>
+        <w:t xml:space="preserve">. a = %s\n", </w:t>
+      </w:r>
+      <w:r>
+        <w:rPr>
+          <w:i/>
+          <w:iCs/>
+        </w:rPr>
+        <w:t>n</w:t>
+      </w:r>
+      <w:r>
+        <w:t>, a);</w:t>
+      </w:r>
+    </w:p>
+    <w:p>
+      <w:pPr>
+        <w:pStyle w:val="a6"/>
+      </w:pPr>
+      <w:r>
+        <w:t>                return false;</w:t>
+      </w:r>
+    </w:p>
+    <w:p>
+      <w:pPr>
+        <w:pStyle w:val="a6"/>
+      </w:pPr>
+      <w:r>
+        <w:t>            }</w:t>
+      </w:r>
+    </w:p>
+    <w:p>
+      <w:pPr>
+        <w:pStyle w:val="a6"/>
+      </w:pPr>
+    </w:p>
+    <w:p>
+      <w:pPr>
+        <w:pStyle w:val="a6"/>
+      </w:pPr>
+      <w:r>
+        <w:t xml:space="preserve">            </w:t>
+      </w:r>
+      <w:r>
+        <w:rPr>
+          <w:u w:val="single"/>
+        </w:rPr>
+        <w:t>BigInteger</w:t>
+      </w:r>
+      <w:r>
+        <w:t xml:space="preserve"> x = a.modPow(exponent, </w:t>
+      </w:r>
+      <w:r>
+        <w:rPr>
+          <w:i/>
+          <w:iCs/>
+        </w:rPr>
+        <w:t>n</w:t>
+      </w:r>
+      <w:r>
+        <w:t>);</w:t>
+      </w:r>
+    </w:p>
+    <w:p>
+      <w:pPr>
+        <w:pStyle w:val="a6"/>
+      </w:pPr>
+    </w:p>
+    <w:p>
+      <w:pPr>
+        <w:pStyle w:val="a6"/>
+      </w:pPr>
+      <w:r>
+        <w:t xml:space="preserve">            </w:t>
+      </w:r>
+      <w:r>
+        <w:rPr>
+          <w:u w:val="single"/>
+        </w:rPr>
+        <w:t>BigInteger</w:t>
+      </w:r>
+      <w:r>
+        <w:t xml:space="preserve"> expect = (Jakobi == 1) ?  </w:t>
+      </w:r>
+      <w:r>
+        <w:rPr>
+          <w:u w:val="single"/>
+        </w:rPr>
+        <w:t>BigInteger</w:t>
+      </w:r>
+      <w:r>
+        <w:t xml:space="preserve">.ONE : </w:t>
+      </w:r>
+      <w:r>
+        <w:rPr>
+          <w:i/>
+          <w:iCs/>
+        </w:rPr>
+        <w:t>n</w:t>
+      </w:r>
+      <w:r>
+        <w:t>.subtract(</w:t>
+      </w:r>
+      <w:r>
+        <w:rPr>
+          <w:u w:val="single"/>
+        </w:rPr>
+        <w:t>BigInteger</w:t>
+      </w:r>
+      <w:r>
+        <w:t>.ONE);</w:t>
+      </w:r>
+    </w:p>
+    <w:p>
+      <w:pPr>
+        <w:pStyle w:val="a6"/>
+      </w:pPr>
+    </w:p>
+    <w:p>
+      <w:pPr>
+        <w:pStyle w:val="a6"/>
+      </w:pPr>
+      <w:r>
+        <w:t>            if(!x.equals(expect))</w:t>
+      </w:r>
+    </w:p>
+    <w:p>
+      <w:pPr>
+        <w:pStyle w:val="a6"/>
+      </w:pPr>
+      <w:r>
+        <w:t>            {</w:t>
+      </w:r>
+    </w:p>
+    <w:p>
+      <w:pPr>
+        <w:pStyle w:val="a6"/>
+      </w:pPr>
+      <w:r>
+        <w:t xml:space="preserve">                </w:t>
+      </w:r>
+      <w:r>
+        <w:rPr>
+          <w:u w:val="single"/>
+        </w:rPr>
+        <w:t>System</w:t>
+      </w:r>
+      <w:r>
+        <w:t>.out.printf("</w:t>
+      </w:r>
+      <w:r>
+        <w:rPr>
+          <w:lang w:val="ru-RU"/>
+        </w:rPr>
+        <w:t>Число</w:t>
+      </w:r>
+      <w:r>
+        <w:t xml:space="preserve"> %s </w:t>
+      </w:r>
+      <w:r>
+        <w:rPr>
+          <w:lang w:val="ru-RU"/>
+        </w:rPr>
+        <w:t>составное</w:t>
+      </w:r>
+      <w:r>
+        <w:t xml:space="preserve">. a = %s\n", </w:t>
+      </w:r>
+      <w:r>
+        <w:rPr>
+          <w:i/>
+          <w:iCs/>
+        </w:rPr>
+        <w:t>n</w:t>
+      </w:r>
+      <w:r>
+        <w:t>, a);</w:t>
+      </w:r>
+    </w:p>
+    <w:p>
+      <w:pPr>
+        <w:pStyle w:val="a6"/>
+      </w:pPr>
+      <w:r>
+        <w:t>                return false;</w:t>
+      </w:r>
+    </w:p>
+    <w:p>
+      <w:pPr>
+        <w:pStyle w:val="a6"/>
+      </w:pPr>
+      <w:r>
+        <w:t>            }</w:t>
+      </w:r>
+    </w:p>
+    <w:p>
+      <w:pPr>
+        <w:pStyle w:val="a6"/>
+      </w:pPr>
+      <w:r>
+        <w:t>            Jakobies.add(expect);</w:t>
+      </w:r>
+    </w:p>
+    <w:p>
+      <w:pPr>
+        <w:pStyle w:val="a6"/>
+      </w:pPr>
+      <w:r>
+        <w:t>            PassedBases.add(a);</w:t>
+      </w:r>
+    </w:p>
+    <w:p>
+      <w:pPr>
+        <w:pStyle w:val="a6"/>
+      </w:pPr>
+      <w:r>
+        <w:t>        }</w:t>
+      </w:r>
+    </w:p>
+    <w:p>
+      <w:pPr>
+        <w:pStyle w:val="a6"/>
+      </w:pPr>
+      <w:r>
+        <w:t xml:space="preserve">        </w:t>
+      </w:r>
+      <w:r>
+        <w:rPr>
+          <w:u w:val="single"/>
+        </w:rPr>
+        <w:t>System</w:t>
+      </w:r>
+      <w:r>
+        <w:t>.out.printf("</w:t>
+      </w:r>
+      <w:r>
+        <w:rPr>
+          <w:lang w:val="ru-RU"/>
+        </w:rPr>
+        <w:t>Число</w:t>
+      </w:r>
+      <w:r>
+        <w:t xml:space="preserve"> %s </w:t>
+      </w:r>
+      <w:r>
+        <w:rPr>
+          <w:lang w:val="ru-RU"/>
+        </w:rPr>
+        <w:t>вероятно</w:t>
+      </w:r>
+      <w:r>
+        <w:t xml:space="preserve"> </w:t>
+      </w:r>
+      <w:r>
+        <w:rPr>
+          <w:lang w:val="ru-RU"/>
+        </w:rPr>
+        <w:t>простое</w:t>
+      </w:r>
+      <w:r>
+        <w:t xml:space="preserve">. </w:t>
+      </w:r>
+      <w:r>
+        <w:rPr>
+          <w:lang w:val="ru-RU"/>
+        </w:rPr>
+        <w:t>Основания</w:t>
+      </w:r>
+      <w:r>
+        <w:t xml:space="preserve">:\n", </w:t>
+      </w:r>
+      <w:r>
+        <w:rPr>
+          <w:i/>
+          <w:iCs/>
+        </w:rPr>
+        <w:t>n</w:t>
+      </w:r>
+      <w:r>
+        <w:t>);</w:t>
+      </w:r>
+    </w:p>
+    <w:p>
+      <w:pPr>
+        <w:pStyle w:val="a6"/>
+      </w:pPr>
+      <w:r>
+        <w:t>        for(</w:t>
+      </w:r>
+      <w:r>
+        <w:rPr>
+          <w:i/>
+          <w:iCs/>
+        </w:rPr>
+        <w:t>int</w:t>
+      </w:r>
+      <w:r>
+        <w:t xml:space="preserve"> i = 0;i &lt; 5;i++)</w:t>
+      </w:r>
+    </w:p>
+    <w:p>
+      <w:pPr>
+        <w:pStyle w:val="a6"/>
+      </w:pPr>
+      <w:r>
+        <w:t>        {</w:t>
+      </w:r>
+    </w:p>
+    <w:p>
+      <w:pPr>
+        <w:pStyle w:val="a6"/>
+      </w:pPr>
+      <w:r>
+        <w:t xml:space="preserve">            </w:t>
+      </w:r>
+      <w:r>
+        <w:rPr>
+          <w:u w:val="single"/>
+        </w:rPr>
+        <w:t>System</w:t>
+      </w:r>
+      <w:r>
+        <w:t>.out.printf("a = %s\n</w:t>
+      </w:r>
+      <w:r>
+        <w:rPr>
+          <w:lang w:val="ru-RU"/>
+        </w:rPr>
+        <w:t>Проверка</w:t>
+      </w:r>
+      <w:r>
+        <w:t xml:space="preserve">: %s ^ %s (mod %s) = %s\n", PassedBases.get(i), PassedBases.get(i), exponent, </w:t>
+      </w:r>
+      <w:r>
+        <w:rPr>
+          <w:i/>
+          <w:iCs/>
+        </w:rPr>
+        <w:t>n</w:t>
+      </w:r>
+      <w:r>
+        <w:t>, Jakobies.get(i));</w:t>
+      </w:r>
+    </w:p>
+    <w:p>
+      <w:pPr>
+        <w:pStyle w:val="a6"/>
+      </w:pPr>
+      <w:r>
+        <w:t>        }</w:t>
+      </w:r>
+    </w:p>
+    <w:p>
+      <w:pPr>
+        <w:pStyle w:val="a6"/>
+      </w:pPr>
+      <w:r>
+        <w:t>        return true;</w:t>
+      </w:r>
+    </w:p>
+    <w:p>
+      <w:pPr>
+        <w:pStyle w:val="a6"/>
+      </w:pPr>
+      <w:r>
+        <w:t>    }</w:t>
+      </w:r>
+    </w:p>
+    <w:p>
+      <w:pPr>
+        <w:pStyle w:val="a6"/>
+      </w:pPr>
+    </w:p>
+    <w:p>
+      <w:pPr>
+        <w:pStyle w:val="a6"/>
+      </w:pPr>
+      <w:r>
+        <w:t xml:space="preserve">    private static </w:t>
+      </w:r>
+      <w:r>
+        <w:rPr>
+          <w:u w:val="single"/>
+        </w:rPr>
+        <w:t>BigInteger</w:t>
+      </w:r>
+      <w:r>
+        <w:t xml:space="preserve"> randomBase(</w:t>
+      </w:r>
+      <w:r>
+        <w:rPr>
+          <w:u w:val="single"/>
+        </w:rPr>
+        <w:t>BigInteger</w:t>
+      </w:r>
+      <w:r>
+        <w:t xml:space="preserve"> </w:t>
+      </w:r>
+      <w:r>
+        <w:rPr>
+          <w:i/>
+          <w:iCs/>
+        </w:rPr>
+        <w:t>n</w:t>
+      </w:r>
+      <w:r>
+        <w:t>)</w:t>
+      </w:r>
+    </w:p>
+    <w:p>
+      <w:pPr>
+        <w:pStyle w:val="a6"/>
+      </w:pPr>
+      <w:r>
+        <w:t>    {</w:t>
+      </w:r>
+    </w:p>
+    <w:p>
+      <w:pPr>
+        <w:pStyle w:val="a6"/>
+      </w:pPr>
+      <w:r>
+        <w:t xml:space="preserve">        </w:t>
+      </w:r>
+      <w:r>
+        <w:rPr>
+          <w:u w:val="single"/>
+        </w:rPr>
+        <w:t>BigInteger</w:t>
+      </w:r>
+      <w:r>
+        <w:t xml:space="preserve"> range = </w:t>
+      </w:r>
+      <w:r>
+        <w:rPr>
+          <w:i/>
+          <w:iCs/>
+        </w:rPr>
+        <w:t>n</w:t>
+      </w:r>
+      <w:r>
+        <w:t>.subtract(</w:t>
+      </w:r>
+      <w:r>
+        <w:rPr>
+          <w:u w:val="single"/>
+        </w:rPr>
+        <w:t>BigInteger</w:t>
+      </w:r>
+      <w:r>
+        <w:t>.valueOf(3));</w:t>
+      </w:r>
+    </w:p>
+    <w:p>
+      <w:pPr>
+        <w:pStyle w:val="a6"/>
+      </w:pPr>
+      <w:r>
+        <w:t xml:space="preserve">        </w:t>
+      </w:r>
+      <w:r>
+        <w:rPr>
+          <w:u w:val="single"/>
+        </w:rPr>
+        <w:t>BigInteger</w:t>
+      </w:r>
+      <w:r>
+        <w:t xml:space="preserve"> offset;</w:t>
+      </w:r>
+    </w:p>
+    <w:p>
+      <w:pPr>
+        <w:pStyle w:val="a6"/>
+      </w:pPr>
+    </w:p>
+    <w:p>
+      <w:pPr>
+        <w:pStyle w:val="a6"/>
+      </w:pPr>
+      <w:r>
+        <w:t>        do</w:t>
+      </w:r>
+    </w:p>
+    <w:p>
+      <w:pPr>
+        <w:pStyle w:val="a6"/>
+      </w:pPr>
+      <w:r>
+        <w:t>        {</w:t>
+      </w:r>
+    </w:p>
+    <w:p>
+      <w:pPr>
+        <w:pStyle w:val="a6"/>
+      </w:pPr>
+      <w:r>
+        <w:t>            offset = new BigInteger(range.bitLength(), RANDOM);</w:t>
+      </w:r>
+    </w:p>
+    <w:p>
+      <w:pPr>
+        <w:pStyle w:val="a6"/>
+      </w:pPr>
+      <w:r>
+        <w:t>        }</w:t>
+      </w:r>
+    </w:p>
+    <w:p>
+      <w:pPr>
+        <w:pStyle w:val="a6"/>
+      </w:pPr>
+      <w:r>
+        <w:t>        while (offset.compareTo(range) &gt;= 0);</w:t>
+      </w:r>
+    </w:p>
+    <w:p>
+      <w:pPr>
+        <w:pStyle w:val="a6"/>
+      </w:pPr>
+    </w:p>
+    <w:p>
+      <w:pPr>
+        <w:pStyle w:val="a6"/>
+      </w:pPr>
+      <w:r>
+        <w:t>        return offset.add(</w:t>
+      </w:r>
+      <w:r>
+        <w:rPr>
+          <w:u w:val="single"/>
+        </w:rPr>
+        <w:t>BigInteger</w:t>
+      </w:r>
+      <w:r>
+        <w:t>.TWO);</w:t>
+      </w:r>
+    </w:p>
+    <w:p>
+      <w:pPr>
+        <w:pStyle w:val="a6"/>
+      </w:pPr>
+      <w:r>
+        <w:t>    }</w:t>
+      </w:r>
+    </w:p>
+    <w:p>
+      <w:pPr>
+        <w:pStyle w:val="a6"/>
+      </w:pPr>
+    </w:p>
+    <w:p>
+      <w:pPr>
+        <w:pStyle w:val="a6"/>
+      </w:pPr>
+      <w:r>
+        <w:t xml:space="preserve">    static </w:t>
+      </w:r>
+      <w:r>
+        <w:rPr>
+          <w:u w:val="single"/>
+        </w:rPr>
+        <w:t>Boolean</w:t>
+      </w:r>
+      <w:r>
+        <w:t xml:space="preserve"> MillerRabinTest(</w:t>
+      </w:r>
+      <w:r>
+        <w:rPr>
+          <w:u w:val="single"/>
+        </w:rPr>
+        <w:t>BigInteger</w:t>
+      </w:r>
+      <w:r>
+        <w:t xml:space="preserve"> </w:t>
+      </w:r>
+      <w:r>
+        <w:rPr>
+          <w:i/>
+          <w:iCs/>
+        </w:rPr>
+        <w:t>n</w:t>
+      </w:r>
+      <w:r>
+        <w:t>)</w:t>
+      </w:r>
+    </w:p>
+    <w:p>
+      <w:pPr>
+        <w:pStyle w:val="a6"/>
+      </w:pPr>
+      <w:r>
+        <w:t>    {</w:t>
+      </w:r>
+    </w:p>
+    <w:p>
+      <w:pPr>
+        <w:pStyle w:val="a6"/>
+      </w:pPr>
+      <w:r>
+        <w:t xml:space="preserve">        </w:t>
+      </w:r>
+      <w:r>
+        <w:rPr>
+          <w:u w:val="single"/>
+        </w:rPr>
+        <w:t>ArrayList</w:t>
+      </w:r>
+      <w:r>
+        <w:t>&lt;</w:t>
+      </w:r>
+      <w:r>
+        <w:rPr>
+          <w:u w:val="single"/>
+        </w:rPr>
+        <w:t>BigInteger</w:t>
+      </w:r>
+      <w:r>
+        <w:t>&gt; PassedBases = new ArrayList&lt;&gt;();</w:t>
+      </w:r>
+    </w:p>
+    <w:p>
+      <w:pPr>
+        <w:pStyle w:val="a6"/>
+      </w:pPr>
+      <w:r>
+        <w:t xml:space="preserve">        </w:t>
+      </w:r>
+      <w:r>
+        <w:rPr>
+          <w:u w:val="single"/>
+        </w:rPr>
+        <w:t>ArrayList</w:t>
+      </w:r>
+      <w:r>
+        <w:t>&lt;</w:t>
+      </w:r>
+      <w:r>
+        <w:rPr>
+          <w:u w:val="single"/>
+        </w:rPr>
+        <w:t>Integer</w:t>
+      </w:r>
+      <w:r>
+        <w:t>&gt; PassedR = new ArrayList&lt;&gt;();</w:t>
+      </w:r>
+    </w:p>
+    <w:p>
+      <w:pPr>
+        <w:pStyle w:val="a6"/>
+      </w:pPr>
+      <w:r>
+        <w:t xml:space="preserve">        </w:t>
+      </w:r>
+      <w:r>
+        <w:rPr>
+          <w:u w:val="single"/>
+        </w:rPr>
+        <w:t>ArrayList</w:t>
+      </w:r>
+      <w:r>
+        <w:t>&lt;</w:t>
+      </w:r>
+      <w:r>
+        <w:rPr>
+          <w:u w:val="single"/>
+        </w:rPr>
+        <w:t>Integer</w:t>
+      </w:r>
+      <w:r>
+        <w:t>&gt; ReasonPass = new ArrayList&lt;&gt;();</w:t>
+      </w:r>
+    </w:p>
+    <w:p>
+      <w:pPr>
+        <w:pStyle w:val="a6"/>
+      </w:pPr>
+    </w:p>
+    <w:p>
+      <w:pPr>
+        <w:pStyle w:val="a6"/>
+      </w:pPr>
+      <w:r>
+        <w:t xml:space="preserve">        </w:t>
+      </w:r>
+      <w:r>
+        <w:rPr>
+          <w:u w:val="single"/>
+        </w:rPr>
+        <w:t>BigInteger</w:t>
+      </w:r>
+      <w:r>
+        <w:t xml:space="preserve"> d = </w:t>
+      </w:r>
+      <w:r>
+        <w:rPr>
+          <w:i/>
+          <w:iCs/>
+        </w:rPr>
+        <w:t>n</w:t>
+      </w:r>
+      <w:r>
+        <w:t>.subtract(</w:t>
+      </w:r>
+      <w:r>
+        <w:rPr>
+          <w:u w:val="single"/>
+        </w:rPr>
+        <w:t>BigInteger</w:t>
+      </w:r>
+      <w:r>
+        <w:t>.ONE);</w:t>
+      </w:r>
+    </w:p>
+    <w:p>
+      <w:pPr>
+        <w:pStyle w:val="a6"/>
+      </w:pPr>
+      <w:r>
+        <w:t xml:space="preserve">        </w:t>
+      </w:r>
+      <w:r>
+        <w:rPr>
+          <w:i/>
+          <w:iCs/>
+        </w:rPr>
+        <w:t>int</w:t>
+      </w:r>
+      <w:r>
+        <w:t xml:space="preserve"> s = 0;</w:t>
+      </w:r>
+    </w:p>
+    <w:p>
+      <w:pPr>
+        <w:pStyle w:val="a6"/>
+      </w:pPr>
+      <w:r>
+        <w:t xml:space="preserve">        </w:t>
+      </w:r>
+    </w:p>
+    <w:p>
+      <w:pPr>
+        <w:pStyle w:val="a6"/>
+      </w:pPr>
+      <w:r>
+        <w:t>        while (!d.testBit(0))</w:t>
+      </w:r>
+    </w:p>
+    <w:p>
+      <w:pPr>
+        <w:pStyle w:val="a6"/>
+      </w:pPr>
+      <w:r>
+        <w:t>        {</w:t>
+      </w:r>
+    </w:p>
+    <w:p>
+      <w:pPr>
+        <w:pStyle w:val="a6"/>
+      </w:pPr>
+      <w:r>
+        <w:t>            d = d.divide(</w:t>
+      </w:r>
+      <w:r>
+        <w:rPr>
+          <w:u w:val="single"/>
+        </w:rPr>
+        <w:t>BigInteger</w:t>
+      </w:r>
+      <w:r>
+        <w:t>.TWO);</w:t>
+      </w:r>
+    </w:p>
+    <w:p>
+      <w:pPr>
+        <w:pStyle w:val="a6"/>
+      </w:pPr>
+      <w:r>
+        <w:t>            s++;</w:t>
+      </w:r>
+    </w:p>
+    <w:p>
+      <w:pPr>
+        <w:pStyle w:val="a6"/>
+      </w:pPr>
+      <w:r>
+        <w:t>        }</w:t>
+      </w:r>
+    </w:p>
+    <w:p>
+      <w:pPr>
+        <w:pStyle w:val="a6"/>
+      </w:pPr>
+    </w:p>
+    <w:p>
+      <w:pPr>
+        <w:pStyle w:val="a6"/>
+      </w:pPr>
+      <w:r>
+        <w:t xml:space="preserve">        </w:t>
+      </w:r>
+      <w:r>
+        <w:rPr>
+          <w:u w:val="single"/>
+        </w:rPr>
+        <w:t>BigInteger</w:t>
+      </w:r>
+      <w:r>
+        <w:t xml:space="preserve"> nMinusOne = </w:t>
+      </w:r>
+      <w:r>
+        <w:rPr>
+          <w:i/>
+          <w:iCs/>
+        </w:rPr>
+        <w:t>n</w:t>
+      </w:r>
+      <w:r>
+        <w:t>.subtract(</w:t>
+      </w:r>
+      <w:r>
+        <w:rPr>
+          <w:u w:val="single"/>
+        </w:rPr>
+        <w:t>BigInteger</w:t>
+      </w:r>
+      <w:r>
+        <w:t>.ONE);</w:t>
+      </w:r>
+    </w:p>
+    <w:p>
+      <w:pPr>
+        <w:pStyle w:val="a6"/>
+      </w:pPr>
+    </w:p>
+    <w:p>
+      <w:pPr>
+        <w:pStyle w:val="a6"/>
+      </w:pPr>
+      <w:r>
+        <w:t>        for (</w:t>
+      </w:r>
+      <w:r>
+        <w:rPr>
+          <w:i/>
+          <w:iCs/>
+        </w:rPr>
+        <w:t>int</w:t>
+      </w:r>
+      <w:r>
+        <w:t xml:space="preserve"> i = 0; i &lt; TESTS_COUNT; i++)</w:t>
+      </w:r>
+    </w:p>
+    <w:p>
+      <w:pPr>
+        <w:pStyle w:val="a6"/>
+      </w:pPr>
+      <w:r>
+        <w:t>        {</w:t>
+      </w:r>
+    </w:p>
+    <w:p>
+      <w:pPr>
+        <w:pStyle w:val="a6"/>
+      </w:pPr>
+    </w:p>
+    <w:p>
+      <w:pPr>
+        <w:pStyle w:val="a6"/>
+      </w:pPr>
+      <w:r>
+        <w:t xml:space="preserve">            </w:t>
+      </w:r>
+      <w:r>
+        <w:rPr>
+          <w:u w:val="single"/>
+        </w:rPr>
+        <w:t>BigInteger</w:t>
+      </w:r>
+      <w:r>
+        <w:t xml:space="preserve"> a;;</w:t>
+      </w:r>
+    </w:p>
+    <w:p>
+      <w:pPr>
+        <w:pStyle w:val="a6"/>
+      </w:pPr>
+      <w:r>
+        <w:t xml:space="preserve">            do </w:t>
+      </w:r>
+    </w:p>
+    <w:p>
+      <w:pPr>
+        <w:pStyle w:val="a6"/>
+      </w:pPr>
+      <w:r>
+        <w:t>            {</w:t>
+      </w:r>
+    </w:p>
+    <w:p>
+      <w:pPr>
+        <w:pStyle w:val="a6"/>
+      </w:pPr>
+      <w:r>
+        <w:t>                a = randomBase(</w:t>
+      </w:r>
+      <w:r>
+        <w:rPr>
+          <w:i/>
+          <w:iCs/>
+        </w:rPr>
+        <w:t>n</w:t>
+      </w:r>
+      <w:r>
+        <w:t>);</w:t>
+      </w:r>
+    </w:p>
+    <w:p>
+      <w:pPr>
+        <w:pStyle w:val="a6"/>
+      </w:pPr>
+      <w:r>
+        <w:t>            }</w:t>
+      </w:r>
+    </w:p>
+    <w:p>
+      <w:pPr>
+        <w:pStyle w:val="a6"/>
+      </w:pPr>
+      <w:r>
+        <w:t>            while (!a.gcd(</w:t>
+      </w:r>
+      <w:r>
+        <w:rPr>
+          <w:i/>
+          <w:iCs/>
+        </w:rPr>
+        <w:t>n</w:t>
+      </w:r>
+      <w:r>
+        <w:t>).equals(</w:t>
+      </w:r>
+      <w:r>
+        <w:rPr>
+          <w:u w:val="single"/>
+        </w:rPr>
+        <w:t>BigInteger</w:t>
+      </w:r>
+      <w:r>
+        <w:t>.ONE));</w:t>
+      </w:r>
+    </w:p>
+    <w:p>
+      <w:pPr>
+        <w:pStyle w:val="a6"/>
+      </w:pPr>
+      <w:r>
+        <w:t xml:space="preserve">            </w:t>
+      </w:r>
+      <w:r>
+        <w:rPr>
+          <w:u w:val="single"/>
+        </w:rPr>
+        <w:t>BigInteger</w:t>
+      </w:r>
+      <w:r>
+        <w:t xml:space="preserve"> x = a.modPow(d, </w:t>
+      </w:r>
+      <w:r>
+        <w:rPr>
+          <w:i/>
+          <w:iCs/>
+        </w:rPr>
+        <w:t>n</w:t>
+      </w:r>
+      <w:r>
+        <w:t>);</w:t>
+      </w:r>
+    </w:p>
+    <w:p>
+      <w:pPr>
+        <w:pStyle w:val="a6"/>
+      </w:pPr>
+    </w:p>
+    <w:p>
+      <w:pPr>
+        <w:pStyle w:val="a6"/>
+      </w:pPr>
+      <w:r>
+        <w:t>            if (x.equals(</w:t>
+      </w:r>
+      <w:r>
+        <w:rPr>
+          <w:u w:val="single"/>
+        </w:rPr>
+        <w:t>BigInteger</w:t>
+      </w:r>
+      <w:r>
+        <w:t>.ONE))</w:t>
+      </w:r>
+    </w:p>
+    <w:p>
+      <w:pPr>
+        <w:pStyle w:val="a6"/>
+      </w:pPr>
+      <w:r>
+        <w:t>            {</w:t>
+      </w:r>
+    </w:p>
+    <w:p>
+      <w:pPr>
+        <w:pStyle w:val="a6"/>
+      </w:pPr>
+      <w:r>
+        <w:t>                ReasonPass.add(1);</w:t>
+      </w:r>
+    </w:p>
+    <w:p>
+      <w:pPr>
+        <w:pStyle w:val="a6"/>
+      </w:pPr>
+      <w:r>
+        <w:t>                PassedBases.add(a);</w:t>
+      </w:r>
+    </w:p>
+    <w:p>
+      <w:pPr>
+        <w:pStyle w:val="a6"/>
+      </w:pPr>
+      <w:r>
+        <w:t>                PassedR.add(-1);</w:t>
+      </w:r>
+    </w:p>
+    <w:p>
+      <w:pPr>
+        <w:pStyle w:val="a6"/>
+      </w:pPr>
+      <w:r>
+        <w:t>                continue;</w:t>
+      </w:r>
+    </w:p>
+    <w:p>
+      <w:pPr>
+        <w:pStyle w:val="a6"/>
+      </w:pPr>
+      <w:r>
+        <w:t>            }</w:t>
+      </w:r>
+    </w:p>
+    <w:p>
+      <w:pPr>
+        <w:pStyle w:val="a6"/>
+      </w:pPr>
+      <w:r>
+        <w:t>            else if (x.equals(nMinusOne))</w:t>
+      </w:r>
+    </w:p>
+    <w:p>
+      <w:pPr>
+        <w:pStyle w:val="a6"/>
+      </w:pPr>
+      <w:r>
+        <w:t>            {</w:t>
+      </w:r>
+    </w:p>
+    <w:p>
+      <w:pPr>
+        <w:pStyle w:val="a6"/>
+      </w:pPr>
+      <w:r>
+        <w:t>                ReasonPass.add(2);</w:t>
+      </w:r>
+    </w:p>
+    <w:p>
+      <w:pPr>
+        <w:pStyle w:val="a6"/>
+      </w:pPr>
+      <w:r>
+        <w:t>                PassedBases.add(a);</w:t>
+      </w:r>
+    </w:p>
+    <w:p>
+      <w:pPr>
+        <w:pStyle w:val="a6"/>
+      </w:pPr>
+      <w:r>
+        <w:t>                PassedR.add(0); // r = 0</w:t>
+      </w:r>
+    </w:p>
+    <w:p>
+      <w:pPr>
+        <w:pStyle w:val="a6"/>
+      </w:pPr>
+      <w:r>
+        <w:t>                continue;</w:t>
+      </w:r>
+    </w:p>
+    <w:p>
+      <w:pPr>
+        <w:pStyle w:val="a6"/>
+      </w:pPr>
+      <w:r>
+        <w:t xml:space="preserve">            }   </w:t>
+      </w:r>
+    </w:p>
+    <w:p>
+      <w:pPr>
+        <w:pStyle w:val="a6"/>
+      </w:pPr>
+    </w:p>
+    <w:p>
+      <w:pPr>
+        <w:pStyle w:val="a6"/>
+      </w:pPr>
+      <w:r>
+        <w:t xml:space="preserve">            </w:t>
+      </w:r>
+      <w:r>
+        <w:rPr>
+          <w:i/>
+          <w:iCs/>
+        </w:rPr>
+        <w:t>boolean</w:t>
+      </w:r>
+      <w:r>
+        <w:t xml:space="preserve"> passed = false;</w:t>
+      </w:r>
+    </w:p>
+    <w:p>
+      <w:pPr>
+        <w:pStyle w:val="a6"/>
+      </w:pPr>
+    </w:p>
+    <w:p>
+      <w:pPr>
+        <w:pStyle w:val="a6"/>
+      </w:pPr>
+      <w:r>
+        <w:t>            for (</w:t>
+      </w:r>
+      <w:r>
+        <w:rPr>
+          <w:i/>
+          <w:iCs/>
+        </w:rPr>
+        <w:t>int</w:t>
+      </w:r>
+      <w:r>
+        <w:t xml:space="preserve"> r = 1; r &lt; s; r++)</w:t>
+      </w:r>
+    </w:p>
+    <w:p>
+      <w:pPr>
+        <w:pStyle w:val="a6"/>
+      </w:pPr>
+      <w:r>
+        <w:t>            {</w:t>
+      </w:r>
+    </w:p>
+    <w:p>
+      <w:pPr>
+        <w:pStyle w:val="a6"/>
+      </w:pPr>
+      <w:r>
+        <w:t>                x = x.multiply(x).mod(</w:t>
+      </w:r>
+      <w:r>
+        <w:rPr>
+          <w:i/>
+          <w:iCs/>
+        </w:rPr>
+        <w:t>n</w:t>
+      </w:r>
+      <w:r>
+        <w:t>);</w:t>
+      </w:r>
+    </w:p>
+    <w:p>
+      <w:pPr>
+        <w:pStyle w:val="a6"/>
+      </w:pPr>
+    </w:p>
+    <w:p>
+      <w:pPr>
+        <w:pStyle w:val="a6"/>
+      </w:pPr>
+      <w:r>
+        <w:t>                if (x.equals(nMinusOne))</w:t>
+      </w:r>
+    </w:p>
+    <w:p>
+      <w:pPr>
+        <w:pStyle w:val="a6"/>
+      </w:pPr>
+      <w:r>
+        <w:t>                {</w:t>
+      </w:r>
+    </w:p>
+    <w:p>
+      <w:pPr>
+        <w:pStyle w:val="a6"/>
+      </w:pPr>
+      <w:r>
+        <w:t>                    PassedR.add(r);</w:t>
+      </w:r>
+    </w:p>
+    <w:p>
+      <w:pPr>
+        <w:pStyle w:val="a6"/>
+      </w:pPr>
+      <w:r>
+        <w:t>                    ReasonPass.add(2);</w:t>
+      </w:r>
+    </w:p>
+    <w:p>
+      <w:pPr>
+        <w:pStyle w:val="a6"/>
+      </w:pPr>
+      <w:r>
+        <w:t>                    PassedBases.add(a);</w:t>
+      </w:r>
+    </w:p>
+    <w:p>
+      <w:pPr>
+        <w:pStyle w:val="a6"/>
+      </w:pPr>
+      <w:r>
+        <w:t>                    passed = true;</w:t>
+      </w:r>
+    </w:p>
+    <w:p>
+      <w:pPr>
+        <w:pStyle w:val="a6"/>
+      </w:pPr>
+      <w:r>
+        <w:t>                    break;</w:t>
+      </w:r>
+    </w:p>
+    <w:p>
+      <w:pPr>
+        <w:pStyle w:val="a6"/>
+      </w:pPr>
+      <w:r>
+        <w:t>                }</w:t>
+      </w:r>
+    </w:p>
+    <w:p>
+      <w:pPr>
+        <w:pStyle w:val="a6"/>
+      </w:pPr>
+      <w:r>
+        <w:t>            }</w:t>
+      </w:r>
+    </w:p>
+    <w:p>
+      <w:pPr>
+        <w:pStyle w:val="a6"/>
+      </w:pPr>
+    </w:p>
+    <w:p>
+      <w:pPr>
+        <w:pStyle w:val="a6"/>
+      </w:pPr>
+      <w:r>
+        <w:t>            if (!passed)</w:t>
+      </w:r>
+    </w:p>
+    <w:p>
+      <w:pPr>
+        <w:pStyle w:val="a6"/>
+      </w:pPr>
+      <w:r>
+        <w:t>            {</w:t>
+      </w:r>
+    </w:p>
+    <w:p>
+      <w:pPr>
+        <w:pStyle w:val="a6"/>
+      </w:pPr>
+      <w:r>
+        <w:t xml:space="preserve">                </w:t>
+      </w:r>
+      <w:r>
+        <w:rPr>
+          <w:u w:val="single"/>
+        </w:rPr>
+        <w:t>System</w:t>
+      </w:r>
+      <w:r>
+        <w:t>.out.printf("</w:t>
+      </w:r>
+      <w:r>
+        <w:rPr>
+          <w:lang w:val="ru-RU"/>
+        </w:rPr>
+        <w:t>Число</w:t>
+      </w:r>
+      <w:r>
+        <w:t xml:space="preserve"> %d </w:t>
+      </w:r>
+      <w:r>
+        <w:rPr>
+          <w:lang w:val="ru-RU"/>
+        </w:rPr>
+        <w:t>составное</w:t>
+      </w:r>
+      <w:r>
+        <w:t xml:space="preserve">. a = %s\n", </w:t>
+      </w:r>
+      <w:r>
+        <w:rPr>
+          <w:i/>
+          <w:iCs/>
+        </w:rPr>
+        <w:t>n</w:t>
+      </w:r>
+      <w:r>
+        <w:t>, a);</w:t>
+      </w:r>
+    </w:p>
+    <w:p>
+      <w:pPr>
+        <w:pStyle w:val="a6"/>
+      </w:pPr>
+      <w:r>
+        <w:t>                return false;</w:t>
+      </w:r>
+    </w:p>
+    <w:p>
+      <w:pPr>
+        <w:pStyle w:val="a6"/>
+      </w:pPr>
+      <w:r>
+        <w:t>            }</w:t>
+      </w:r>
+    </w:p>
+    <w:p>
+      <w:pPr>
+        <w:pStyle w:val="a6"/>
+      </w:pPr>
+      <w:r>
+        <w:t>        }</w:t>
+      </w:r>
+    </w:p>
+    <w:p>
+      <w:pPr>
+        <w:pStyle w:val="a6"/>
+      </w:pPr>
+      <w:r>
+        <w:t xml:space="preserve">        </w:t>
+      </w:r>
+      <w:r>
+        <w:rPr>
+          <w:u w:val="single"/>
+        </w:rPr>
+        <w:t>System</w:t>
+      </w:r>
+      <w:r>
+        <w:t>.out.printf("</w:t>
+      </w:r>
+      <w:r>
+        <w:rPr>
+          <w:lang w:val="ru-RU"/>
+        </w:rPr>
+        <w:t>Число</w:t>
+      </w:r>
+      <w:r>
+        <w:t xml:space="preserve"> %s </w:t>
+      </w:r>
+      <w:r>
+        <w:rPr>
+          <w:lang w:val="ru-RU"/>
+        </w:rPr>
+        <w:t>вероятно</w:t>
+      </w:r>
+      <w:r>
+        <w:t xml:space="preserve"> </w:t>
+      </w:r>
+      <w:r>
+        <w:rPr>
+          <w:lang w:val="ru-RU"/>
+        </w:rPr>
+        <w:t>простое</w:t>
+      </w:r>
+      <w:r>
+        <w:t xml:space="preserve">. </w:t>
+      </w:r>
+      <w:r>
+        <w:rPr>
+          <w:lang w:val="ru-RU"/>
+        </w:rPr>
+        <w:t>Основания</w:t>
+      </w:r>
+      <w:r>
+        <w:t xml:space="preserve">: \n", </w:t>
+      </w:r>
+      <w:r>
+        <w:rPr>
+          <w:i/>
+          <w:iCs/>
+        </w:rPr>
+        <w:t>n</w:t>
+      </w:r>
+      <w:r>
+        <w:t>);</w:t>
+      </w:r>
+    </w:p>
+    <w:p>
+      <w:pPr>
+        <w:pStyle w:val="a6"/>
+      </w:pPr>
+      <w:r>
+        <w:t>        for(</w:t>
+      </w:r>
+      <w:r>
+        <w:rPr>
+          <w:i/>
+          <w:iCs/>
+        </w:rPr>
+        <w:t>int</w:t>
+      </w:r>
+      <w:r>
+        <w:t xml:space="preserve"> i = 0;i &lt; 5;i++)</w:t>
+      </w:r>
+    </w:p>
+    <w:p>
+      <w:pPr>
+        <w:pStyle w:val="a6"/>
+      </w:pPr>
+      <w:r>
+        <w:t>        {</w:t>
+      </w:r>
+    </w:p>
+    <w:p>
+      <w:pPr>
+        <w:pStyle w:val="a6"/>
+      </w:pPr>
+      <w:r>
+        <w:t xml:space="preserve">            </w:t>
+      </w:r>
+      <w:r>
+        <w:rPr>
+          <w:u w:val="single"/>
+        </w:rPr>
+        <w:t>System</w:t>
+      </w:r>
+      <w:r>
+        <w:t>.out.printf("a = %s\n", PassedBases.get(i));</w:t>
+      </w:r>
+    </w:p>
+    <w:p>
+      <w:pPr>
+        <w:pStyle w:val="a6"/>
+      </w:pPr>
+      <w:r>
+        <w:t>            if(ReasonPass.get(i) == 1)</w:t>
+      </w:r>
+    </w:p>
+    <w:p>
+      <w:pPr>
+        <w:pStyle w:val="a6"/>
+      </w:pPr>
+      <w:r>
+        <w:t xml:space="preserve">                </w:t>
+      </w:r>
+      <w:r>
+        <w:rPr>
+          <w:u w:val="single"/>
+        </w:rPr>
+        <w:t>System</w:t>
+      </w:r>
+      <w:r>
+        <w:t>.out.printf("</w:t>
+      </w:r>
+      <w:r>
+        <w:rPr>
+          <w:lang w:val="ru-RU"/>
+        </w:rPr>
+        <w:t>Проверка</w:t>
+      </w:r>
+      <w:r>
+        <w:t xml:space="preserve">: %s ^ %s (mod %s) = 1\n", PassedBases.get(i), d, </w:t>
+      </w:r>
+      <w:r>
+        <w:rPr>
+          <w:i/>
+          <w:iCs/>
+        </w:rPr>
+        <w:t>n</w:t>
+      </w:r>
+      <w:r>
+        <w:t>);</w:t>
+      </w:r>
+    </w:p>
+    <w:p>
+      <w:pPr>
+        <w:pStyle w:val="a6"/>
+      </w:pPr>
+      <w:r>
+        <w:t>            if(ReasonPass.get(i) == 2)</w:t>
+      </w:r>
+    </w:p>
+    <w:p>
+      <w:pPr>
+        <w:pStyle w:val="a6"/>
+      </w:pPr>
+      <w:r>
+        <w:lastRenderedPageBreak/>
+        <w:t xml:space="preserve">                </w:t>
+      </w:r>
+      <w:r>
+        <w:rPr>
+          <w:u w:val="single"/>
+        </w:rPr>
+        <w:t>System</w:t>
+      </w:r>
+      <w:r>
+        <w:t>.out.printf("</w:t>
+      </w:r>
+      <w:r>
+        <w:rPr>
+          <w:lang w:val="ru-RU"/>
+        </w:rPr>
+        <w:t>Проверка</w:t>
+      </w:r>
+      <w:r>
+        <w:t xml:space="preserve">: %s ^ ((2 ^ %d) * %s) = %s (mod %s)\n", PassedBases.get(i), PassedR.get(i), d, nMinusOne, </w:t>
+      </w:r>
+      <w:r>
+        <w:rPr>
+          <w:i/>
+          <w:iCs/>
+        </w:rPr>
+        <w:t>n</w:t>
+      </w:r>
+      <w:r>
+        <w:t>);</w:t>
+      </w:r>
+    </w:p>
+    <w:p>
+      <w:pPr>
+        <w:pStyle w:val="a6"/>
+      </w:pPr>
+      <w:r>
+        <w:t>        }</w:t>
+      </w:r>
+    </w:p>
+    <w:p>
+      <w:pPr>
+        <w:pStyle w:val="a6"/>
+      </w:pPr>
+      <w:r>
+        <w:t>        return true;</w:t>
+      </w:r>
+    </w:p>
+    <w:p>
+      <w:pPr>
+        <w:pStyle w:val="a6"/>
+      </w:pPr>
+      <w:r>
+        <w:t>    }</w:t>
+      </w:r>
+    </w:p>
+    <w:p>
+      <w:pPr>
+        <w:pStyle w:val="a6"/>
+      </w:pPr>
+      <w:r>
+        <w:br/>
+      </w:r>
+    </w:p>
+    <w:p>
+      <w:pPr>
+        <w:pStyle w:val="a6"/>
+      </w:pPr>
+      <w:r>
+        <w:t xml:space="preserve">    private static </w:t>
+      </w:r>
+      <w:r>
+        <w:rPr>
+          <w:u w:val="single"/>
+        </w:rPr>
+        <w:t>Boolean</w:t>
+      </w:r>
+      <w:r>
+        <w:t xml:space="preserve"> timedTest(</w:t>
+      </w:r>
+      <w:r>
+        <w:rPr>
+          <w:u w:val="single"/>
+        </w:rPr>
+        <w:t>String</w:t>
+      </w:r>
+      <w:r>
+        <w:t xml:space="preserve"> </w:t>
+      </w:r>
+      <w:r>
+        <w:rPr>
+          <w:i/>
+          <w:iCs/>
+        </w:rPr>
+        <w:t>name</w:t>
+      </w:r>
+      <w:r>
+        <w:t xml:space="preserve">, </w:t>
+      </w:r>
+      <w:r>
+        <w:rPr>
+          <w:u w:val="single"/>
+        </w:rPr>
+        <w:t>BigInteger</w:t>
+      </w:r>
+      <w:r>
+        <w:t xml:space="preserve"> </w:t>
+      </w:r>
+      <w:r>
+        <w:rPr>
+          <w:i/>
+          <w:iCs/>
+        </w:rPr>
+        <w:t>n</w:t>
+      </w:r>
+      <w:r>
+        <w:t>,</w:t>
+      </w:r>
+    </w:p>
+    <w:p>
+      <w:pPr>
+        <w:pStyle w:val="a6"/>
+      </w:pPr>
+      <w:r>
+        <w:t>                                     </w:t>
+      </w:r>
+      <w:r>
+        <w:rPr>
+          <w:u w:val="single"/>
+        </w:rPr>
+        <w:t>Function</w:t>
+      </w:r>
+      <w:r>
+        <w:t>&lt;</w:t>
+      </w:r>
+      <w:r>
+        <w:rPr>
+          <w:u w:val="single"/>
+        </w:rPr>
+        <w:t>BigInteger</w:t>
+      </w:r>
+      <w:r>
+        <w:t xml:space="preserve">, </w:t>
+      </w:r>
+      <w:r>
+        <w:rPr>
+          <w:u w:val="single"/>
+        </w:rPr>
+        <w:t>Boolean</w:t>
+      </w:r>
+      <w:r>
+        <w:t xml:space="preserve">&gt; </w:t>
+      </w:r>
+      <w:r>
+        <w:rPr>
+          <w:i/>
+          <w:iCs/>
+        </w:rPr>
+        <w:t>test</w:t>
+      </w:r>
+      <w:r>
+        <w:t>)</w:t>
+      </w:r>
+    </w:p>
+    <w:p>
+      <w:pPr>
+        <w:pStyle w:val="a6"/>
+      </w:pPr>
+      <w:r>
+        <w:t>    {</w:t>
+      </w:r>
+    </w:p>
+    <w:p>
+      <w:pPr>
+        <w:pStyle w:val="a6"/>
+      </w:pPr>
+      <w:r>
+        <w:t xml:space="preserve">        </w:t>
+      </w:r>
+      <w:r>
+        <w:rPr>
+          <w:i/>
+          <w:iCs/>
+        </w:rPr>
+        <w:t>long</w:t>
+      </w:r>
+      <w:r>
+        <w:t xml:space="preserve"> start = </w:t>
+      </w:r>
+      <w:r>
+        <w:rPr>
+          <w:u w:val="single"/>
+        </w:rPr>
+        <w:t>System</w:t>
+      </w:r>
+      <w:r>
+        <w:t>.nanoTime();</w:t>
+      </w:r>
+    </w:p>
+    <w:p>
+      <w:pPr>
+        <w:pStyle w:val="a6"/>
+      </w:pPr>
+      <w:r>
+        <w:t xml:space="preserve">        </w:t>
+      </w:r>
+      <w:r>
+        <w:rPr>
+          <w:u w:val="single"/>
+        </w:rPr>
+        <w:t>Boolean</w:t>
+      </w:r>
+      <w:r>
+        <w:t xml:space="preserve"> result = </w:t>
+      </w:r>
+      <w:r>
+        <w:rPr>
+          <w:i/>
+          <w:iCs/>
+        </w:rPr>
+        <w:t>test</w:t>
+      </w:r>
+      <w:r>
+        <w:t>.apply(</w:t>
+      </w:r>
+      <w:r>
+        <w:rPr>
+          <w:i/>
+          <w:iCs/>
+        </w:rPr>
+        <w:t>n</w:t>
+      </w:r>
+      <w:r>
+        <w:t>);</w:t>
+      </w:r>
+    </w:p>
+    <w:p>
+      <w:pPr>
+        <w:pStyle w:val="a6"/>
+      </w:pPr>
+      <w:r>
+        <w:t xml:space="preserve">        </w:t>
+      </w:r>
+      <w:r>
+        <w:rPr>
+          <w:i/>
+          <w:iCs/>
+        </w:rPr>
+        <w:t>long</w:t>
+      </w:r>
+      <w:r>
+        <w:t xml:space="preserve"> elapsed = </w:t>
+      </w:r>
+      <w:r>
+        <w:rPr>
+          <w:u w:val="single"/>
+        </w:rPr>
+        <w:t>System</w:t>
+      </w:r>
+      <w:r>
+        <w:t>.nanoTime() - start;</w:t>
+      </w:r>
+    </w:p>
+    <w:p>
+      <w:pPr>
+        <w:pStyle w:val="a6"/>
+      </w:pPr>
+      <w:r>
+        <w:t xml:space="preserve">        </w:t>
+      </w:r>
+      <w:r>
+        <w:rPr>
+          <w:u w:val="single"/>
+        </w:rPr>
+        <w:t>System</w:t>
+      </w:r>
+      <w:r>
+        <w:t>.out.printf("</w:t>
+      </w:r>
+      <w:r>
+        <w:rPr>
+          <w:lang w:val="ru-RU"/>
+        </w:rPr>
+        <w:t>Время</w:t>
+      </w:r>
+      <w:r>
+        <w:t xml:space="preserve"> </w:t>
+      </w:r>
+      <w:r>
+        <w:rPr>
+          <w:lang w:val="ru-RU"/>
+        </w:rPr>
+        <w:t>теста</w:t>
+      </w:r>
+      <w:r>
+        <w:t xml:space="preserve"> %s: %d </w:t>
+      </w:r>
+      <w:r>
+        <w:rPr>
+          <w:lang w:val="ru-RU"/>
+        </w:rPr>
+        <w:t>нс</w:t>
+      </w:r>
+      <w:r>
+        <w:t xml:space="preserve"> (%.3f </w:t>
+      </w:r>
+      <w:r>
+        <w:rPr>
+          <w:lang w:val="ru-RU"/>
+        </w:rPr>
+        <w:t>мс</w:t>
+      </w:r>
+      <w:r>
+        <w:t>)%n",</w:t>
+      </w:r>
+    </w:p>
+    <w:p>
+      <w:pPr>
+        <w:pStyle w:val="a6"/>
+      </w:pPr>
+      <w:r>
+        <w:t xml:space="preserve">                </w:t>
+      </w:r>
+      <w:r>
+        <w:rPr>
+          <w:i/>
+          <w:iCs/>
+        </w:rPr>
+        <w:t>name</w:t>
+      </w:r>
+      <w:r>
+        <w:t>, elapsed, elapsed / 1_000_000.0);</w:t>
+      </w:r>
+    </w:p>
+    <w:p>
+      <w:pPr>
+        <w:pStyle w:val="a6"/>
+      </w:pPr>
+      <w:r>
+        <w:t>        return result;</w:t>
+      </w:r>
+    </w:p>
+    <w:p>
+      <w:pPr>
+        <w:pStyle w:val="a6"/>
+      </w:pPr>
+      <w:r>
+        <w:t>    }</w:t>
+      </w:r>
+    </w:p>
+    <w:p>
+      <w:pPr>
+        <w:pStyle w:val="a6"/>
+      </w:pPr>
+    </w:p>
+    <w:p>
+      <w:pPr>
+        <w:pStyle w:val="a6"/>
+      </w:pPr>
+      <w:r>
+        <w:t xml:space="preserve">    public static </w:t>
+      </w:r>
+      <w:r>
+        <w:rPr>
+          <w:i/>
+          <w:iCs/>
+        </w:rPr>
+        <w:t>void</w:t>
+      </w:r>
+      <w:r>
+        <w:t xml:space="preserve"> main(</w:t>
+      </w:r>
+      <w:r>
+        <w:rPr>
+          <w:u w:val="single"/>
+        </w:rPr>
+        <w:t>String</w:t>
+      </w:r>
+      <w:r>
+        <w:t xml:space="preserve">[] </w:t>
+      </w:r>
+      <w:r>
+        <w:rPr>
+          <w:i/>
+          <w:iCs/>
+        </w:rPr>
+        <w:t>args</w:t>
+      </w:r>
+      <w:r>
+        <w:t>)</w:t>
+      </w:r>
+    </w:p>
+    <w:p>
+      <w:pPr>
+        <w:pStyle w:val="a6"/>
+      </w:pPr>
+      <w:r>
+        <w:t>    {</w:t>
+      </w:r>
+    </w:p>
+    <w:p>
+      <w:pPr>
+        <w:pStyle w:val="a6"/>
+      </w:pPr>
+      <w:r>
+        <w:t xml:space="preserve">        </w:t>
+      </w:r>
+      <w:r>
+        <w:rPr>
+          <w:i/>
+          <w:iCs/>
+        </w:rPr>
+        <w:t>long</w:t>
+      </w:r>
+      <w:r>
+        <w:t xml:space="preserve"> start = </w:t>
+      </w:r>
+      <w:r>
+        <w:rPr>
+          <w:u w:val="single"/>
+        </w:rPr>
+        <w:t>System</w:t>
+      </w:r>
+      <w:r>
+        <w:t>.nanoTime();</w:t>
+      </w:r>
+    </w:p>
+    <w:p>
+      <w:pPr>
+        <w:pStyle w:val="a6"/>
+      </w:pPr>
+      <w:r>
+        <w:t xml:space="preserve">        RANDOM.nextBytes(new </w:t>
+      </w:r>
+      <w:r>
+        <w:rPr>
+          <w:i/>
+          <w:iCs/>
+        </w:rPr>
+        <w:t>byte</w:t>
+      </w:r>
+      <w:r>
+        <w:t>[32]);</w:t>
+      </w:r>
+    </w:p>
+    <w:p>
+      <w:pPr>
+        <w:pStyle w:val="a6"/>
+      </w:pPr>
+      <w:r>
+        <w:t xml:space="preserve">        </w:t>
+      </w:r>
+      <w:r>
+        <w:rPr>
+          <w:u w:val="single"/>
+        </w:rPr>
+        <w:t>BigInteger</w:t>
+      </w:r>
+      <w:r>
+        <w:t xml:space="preserve"> num1 = new BigInteger("13217255198004962887");</w:t>
+      </w:r>
+    </w:p>
+    <w:p>
+      <w:pPr>
+        <w:pStyle w:val="a6"/>
+      </w:pPr>
+      <w:r>
+        <w:t xml:space="preserve">        </w:t>
+      </w:r>
+      <w:r>
+        <w:rPr>
+          <w:u w:val="single"/>
+        </w:rPr>
+        <w:t>BigInteger</w:t>
+      </w:r>
+      <w:r>
+        <w:t xml:space="preserve"> num2 = new BigInteger("1752846681491936797148622077603952008089");</w:t>
+      </w:r>
+    </w:p>
+    <w:p>
+      <w:pPr>
+        <w:pStyle w:val="a6"/>
+      </w:pPr>
+      <w:r>
+        <w:t xml:space="preserve">        </w:t>
+      </w:r>
+      <w:r>
+        <w:rPr>
+          <w:u w:val="single"/>
+        </w:rPr>
+        <w:t>BigInteger</w:t>
+      </w:r>
+      <w:r>
+        <w:t xml:space="preserve"> num3 = new BigInteger("317565151248733323062037418099788024733");</w:t>
+      </w:r>
+    </w:p>
+    <w:p>
+      <w:pPr>
+        <w:pStyle w:val="a6"/>
+      </w:pPr>
+      <w:r>
+        <w:t xml:space="preserve">        </w:t>
+      </w:r>
+      <w:r>
+        <w:rPr>
+          <w:u w:val="single"/>
+        </w:rPr>
+        <w:t>BigInteger</w:t>
+      </w:r>
+      <w:r>
+        <w:t xml:space="preserve"> num4 = new BigInteger("10290608798586102391723793837292981274471443732802263657809874438237047137603303");</w:t>
+      </w:r>
+    </w:p>
+    <w:p>
+      <w:pPr>
+        <w:pStyle w:val="a6"/>
+      </w:pPr>
+      <w:r>
+        <w:t xml:space="preserve">        </w:t>
+      </w:r>
+    </w:p>
+    <w:p>
+      <w:pPr>
+        <w:pStyle w:val="a6"/>
+      </w:pPr>
+      <w:r>
+        <w:t xml:space="preserve">        </w:t>
+      </w:r>
+      <w:r>
+        <w:rPr>
+          <w:u w:val="single"/>
+        </w:rPr>
+        <w:t>System</w:t>
+      </w:r>
+      <w:r>
+        <w:t>.out.println("============================</w:t>
+      </w:r>
+      <w:r>
+        <w:rPr>
+          <w:lang w:val="ru-RU"/>
+        </w:rPr>
+        <w:t>Тест</w:t>
+      </w:r>
+      <w:r>
+        <w:t xml:space="preserve"> </w:t>
+      </w:r>
+      <w:r>
+        <w:rPr>
+          <w:lang w:val="ru-RU"/>
+        </w:rPr>
+        <w:t>Ферма</w:t>
+      </w:r>
+      <w:r>
+        <w:t>=========================================");</w:t>
+      </w:r>
+    </w:p>
+    <w:p>
+      <w:pPr>
+        <w:pStyle w:val="a6"/>
+      </w:pPr>
+      <w:r>
+        <w:t>        timedTest("</w:t>
+      </w:r>
+      <w:r>
+        <w:rPr>
+          <w:lang w:val="ru-RU"/>
+        </w:rPr>
+        <w:t>Ферма</w:t>
+      </w:r>
+      <w:r>
+        <w:t xml:space="preserve">", num1, </w:t>
+      </w:r>
+      <w:r>
+        <w:rPr>
+          <w:u w:val="single"/>
+        </w:rPr>
+        <w:t>SimpleTest</w:t>
+      </w:r>
+      <w:r>
+        <w:t>::FermaTest);</w:t>
+      </w:r>
+    </w:p>
+    <w:p>
+      <w:pPr>
+        <w:pStyle w:val="a6"/>
+      </w:pPr>
+      <w:r>
+        <w:t xml:space="preserve">        </w:t>
+      </w:r>
+      <w:r>
+        <w:rPr>
+          <w:u w:val="single"/>
+        </w:rPr>
+        <w:t>System</w:t>
+      </w:r>
+      <w:r>
+        <w:t>.out.println("===============================================================================");</w:t>
+      </w:r>
+    </w:p>
+    <w:p>
+      <w:pPr>
+        <w:pStyle w:val="a6"/>
+      </w:pPr>
+      <w:r>
+        <w:t>        timedTest("</w:t>
+      </w:r>
+      <w:r>
+        <w:rPr>
+          <w:lang w:val="ru-RU"/>
+        </w:rPr>
+        <w:t>Ферма</w:t>
+      </w:r>
+      <w:r>
+        <w:t xml:space="preserve">", num2, </w:t>
+      </w:r>
+      <w:r>
+        <w:rPr>
+          <w:u w:val="single"/>
+        </w:rPr>
+        <w:t>SimpleTest</w:t>
+      </w:r>
+      <w:r>
+        <w:t>::FermaTest);</w:t>
+      </w:r>
+    </w:p>
+    <w:p>
+      <w:pPr>
+        <w:pStyle w:val="a6"/>
+      </w:pPr>
+      <w:r>
+        <w:t xml:space="preserve">        </w:t>
+      </w:r>
+      <w:r>
+        <w:rPr>
+          <w:u w:val="single"/>
+        </w:rPr>
+        <w:t>System</w:t>
+      </w:r>
+      <w:r>
+        <w:t>.out.println("===============================================================================");</w:t>
+      </w:r>
+    </w:p>
+    <w:p>
+      <w:pPr>
+        <w:pStyle w:val="a6"/>
+      </w:pPr>
+      <w:r>
+        <w:t>        timedTest("</w:t>
+      </w:r>
+      <w:r>
+        <w:rPr>
+          <w:lang w:val="ru-RU"/>
+        </w:rPr>
+        <w:t>Ферма</w:t>
+      </w:r>
+      <w:r>
+        <w:t xml:space="preserve">", num3, </w:t>
+      </w:r>
+      <w:r>
+        <w:rPr>
+          <w:u w:val="single"/>
+        </w:rPr>
+        <w:t>SimpleTest</w:t>
+      </w:r>
+      <w:r>
+        <w:t>::FermaTest);</w:t>
+      </w:r>
+    </w:p>
+    <w:p>
+      <w:pPr>
+        <w:pStyle w:val="a6"/>
+      </w:pPr>
+      <w:r>
+        <w:t xml:space="preserve">        </w:t>
+      </w:r>
+      <w:r>
+        <w:rPr>
+          <w:u w:val="single"/>
+        </w:rPr>
+        <w:t>System</w:t>
+      </w:r>
+      <w:r>
+        <w:t>.out.println("===============================================================================");</w:t>
+      </w:r>
+    </w:p>
+    <w:p>
+      <w:pPr>
+        <w:pStyle w:val="a6"/>
+      </w:pPr>
+      <w:r>
+        <w:t>        timedTest("</w:t>
+      </w:r>
+      <w:r>
+        <w:rPr>
+          <w:lang w:val="ru-RU"/>
+        </w:rPr>
+        <w:t>Ферма</w:t>
+      </w:r>
+      <w:r>
+        <w:t xml:space="preserve">", num4, </w:t>
+      </w:r>
+      <w:r>
+        <w:rPr>
+          <w:u w:val="single"/>
+        </w:rPr>
+        <w:t>SimpleTest</w:t>
+      </w:r>
+      <w:r>
+        <w:t>::FermaTest);</w:t>
+      </w:r>
+    </w:p>
+    <w:p>
+      <w:pPr>
+        <w:pStyle w:val="a6"/>
+      </w:pPr>
+      <w:r>
+        <w:t xml:space="preserve">        </w:t>
+      </w:r>
+      <w:r>
+        <w:rPr>
+          <w:u w:val="single"/>
+        </w:rPr>
+        <w:t>System</w:t>
+      </w:r>
+      <w:r>
+        <w:t>.out.println("=============================</w:t>
+      </w:r>
+      <w:r>
+        <w:rPr>
+          <w:lang w:val="ru-RU"/>
+        </w:rPr>
+        <w:t>Тест</w:t>
+      </w:r>
+      <w:r>
+        <w:t xml:space="preserve"> </w:t>
+      </w:r>
+      <w:r>
+        <w:rPr>
+          <w:lang w:val="ru-RU"/>
+        </w:rPr>
+        <w:t>Соловэя</w:t>
+      </w:r>
+      <w:r>
+        <w:t>-</w:t>
+      </w:r>
+      <w:r>
+        <w:rPr>
+          <w:lang w:val="ru-RU"/>
+        </w:rPr>
+        <w:t>Штрассена</w:t>
+      </w:r>
+      <w:r>
+        <w:t>============================");</w:t>
+      </w:r>
+    </w:p>
+    <w:p>
+      <w:pPr>
+        <w:pStyle w:val="a6"/>
+      </w:pPr>
+      <w:r>
+        <w:t>        timedTest("</w:t>
+      </w:r>
+      <w:r>
+        <w:rPr>
+          <w:lang w:val="ru-RU"/>
+        </w:rPr>
+        <w:t>Соловэя</w:t>
+      </w:r>
+      <w:r>
+        <w:t>-</w:t>
+      </w:r>
+      <w:r>
+        <w:rPr>
+          <w:lang w:val="ru-RU"/>
+        </w:rPr>
+        <w:t>Штрассена</w:t>
+      </w:r>
+      <w:r>
+        <w:t xml:space="preserve">", num1, </w:t>
+      </w:r>
+      <w:r>
+        <w:rPr>
+          <w:u w:val="single"/>
+        </w:rPr>
+        <w:t>SimpleTest</w:t>
+      </w:r>
+      <w:r>
+        <w:t>::SolovayShtrassenTest);</w:t>
+      </w:r>
+    </w:p>
+    <w:p>
+      <w:pPr>
+        <w:pStyle w:val="a6"/>
+      </w:pPr>
+      <w:r>
+        <w:t xml:space="preserve">        </w:t>
+      </w:r>
+      <w:r>
+        <w:rPr>
+          <w:u w:val="single"/>
+        </w:rPr>
+        <w:t>System</w:t>
+      </w:r>
+      <w:r>
+        <w:t>.out.println("===============================================================================");</w:t>
+      </w:r>
+    </w:p>
+    <w:p>
+      <w:pPr>
+        <w:pStyle w:val="a6"/>
+      </w:pPr>
+      <w:r>
+        <w:t>        timedTest("</w:t>
+      </w:r>
+      <w:r>
+        <w:rPr>
+          <w:lang w:val="ru-RU"/>
+        </w:rPr>
+        <w:t>Соловэя</w:t>
+      </w:r>
+      <w:r>
+        <w:t>-</w:t>
+      </w:r>
+      <w:r>
+        <w:rPr>
+          <w:lang w:val="ru-RU"/>
+        </w:rPr>
+        <w:t>Штрассена</w:t>
+      </w:r>
+      <w:r>
+        <w:t xml:space="preserve">", num2, </w:t>
+      </w:r>
+      <w:r>
+        <w:rPr>
+          <w:u w:val="single"/>
+        </w:rPr>
+        <w:t>SimpleTest</w:t>
+      </w:r>
+      <w:r>
+        <w:t>::SolovayShtrassenTest);</w:t>
+      </w:r>
+    </w:p>
+    <w:p>
+      <w:pPr>
+        <w:pStyle w:val="a6"/>
+      </w:pPr>
+      <w:r>
+        <w:t xml:space="preserve">        </w:t>
+      </w:r>
+      <w:r>
+        <w:rPr>
+          <w:u w:val="single"/>
+        </w:rPr>
+        <w:t>System</w:t>
+      </w:r>
+      <w:r>
+        <w:t>.out.println("===============================================================================");</w:t>
+      </w:r>
+    </w:p>
+    <w:p>
+      <w:pPr>
+        <w:pStyle w:val="a6"/>
+      </w:pPr>
+      <w:r>
+        <w:t>        timedTest("</w:t>
+      </w:r>
+      <w:r>
+        <w:rPr>
+          <w:lang w:val="ru-RU"/>
+        </w:rPr>
+        <w:t>Соловэя</w:t>
+      </w:r>
+      <w:r>
+        <w:t>-</w:t>
+      </w:r>
+      <w:r>
+        <w:rPr>
+          <w:lang w:val="ru-RU"/>
+        </w:rPr>
+        <w:t>Штрассена</w:t>
+      </w:r>
+      <w:r>
+        <w:t xml:space="preserve">", num3, </w:t>
+      </w:r>
+      <w:r>
+        <w:rPr>
+          <w:u w:val="single"/>
+        </w:rPr>
+        <w:t>SimpleTest</w:t>
+      </w:r>
+      <w:r>
+        <w:t>::SolovayShtrassenTest);</w:t>
+      </w:r>
+    </w:p>
+    <w:p>
+      <w:pPr>
+        <w:pStyle w:val="a6"/>
+      </w:pPr>
+      <w:r>
+        <w:t xml:space="preserve">        </w:t>
+      </w:r>
+      <w:r>
+        <w:rPr>
+          <w:u w:val="single"/>
+        </w:rPr>
+        <w:t>System</w:t>
+      </w:r>
+      <w:r>
+        <w:t>.out.println("===============================================================================");</w:t>
+      </w:r>
+    </w:p>
+    <w:p>
+      <w:pPr>
+        <w:pStyle w:val="a6"/>
+      </w:pPr>
+      <w:r>
+        <w:t>        timedTest("</w:t>
+      </w:r>
+      <w:r>
+        <w:rPr>
+          <w:lang w:val="ru-RU"/>
+        </w:rPr>
+        <w:t>Соловэя</w:t>
+      </w:r>
+      <w:r>
+        <w:t>-</w:t>
+      </w:r>
+      <w:r>
+        <w:rPr>
+          <w:lang w:val="ru-RU"/>
+        </w:rPr>
+        <w:t>Штрассена</w:t>
+      </w:r>
+      <w:r>
+        <w:t xml:space="preserve">", num4, </w:t>
+      </w:r>
+      <w:r>
+        <w:rPr>
+          <w:u w:val="single"/>
+        </w:rPr>
+        <w:t>SimpleTest</w:t>
+      </w:r>
+      <w:r>
+        <w:t>::SolovayShtrassenTest);</w:t>
+      </w:r>
+    </w:p>
+    <w:p>
+      <w:pPr>
+        <w:pStyle w:val="a6"/>
+      </w:pPr>
+      <w:r>
+        <w:lastRenderedPageBreak/>
+        <w:t xml:space="preserve">        </w:t>
+      </w:r>
+      <w:r>
+        <w:rPr>
+          <w:u w:val="single"/>
+        </w:rPr>
+        <w:t>System</w:t>
+      </w:r>
+      <w:r>
+        <w:t>.out.println("=============================</w:t>
+      </w:r>
+      <w:r>
+        <w:rPr>
+          <w:lang w:val="ru-RU"/>
+        </w:rPr>
+        <w:t>Тест</w:t>
+      </w:r>
+      <w:r>
+        <w:t xml:space="preserve"> </w:t>
+      </w:r>
+      <w:r>
+        <w:rPr>
+          <w:lang w:val="ru-RU"/>
+        </w:rPr>
+        <w:t>Миллера</w:t>
+      </w:r>
+      <w:r>
+        <w:t>-</w:t>
+      </w:r>
+      <w:r>
+        <w:rPr>
+          <w:lang w:val="ru-RU"/>
+        </w:rPr>
+        <w:t>Рабина</w:t>
+      </w:r>
+      <w:r>
+        <w:t>===============================");</w:t>
+      </w:r>
+    </w:p>
+    <w:p>
+      <w:pPr>
+        <w:pStyle w:val="a6"/>
+      </w:pPr>
+      <w:r>
+        <w:t>        timedTest("</w:t>
+      </w:r>
+      <w:r>
+        <w:rPr>
+          <w:lang w:val="ru-RU"/>
+        </w:rPr>
+        <w:t>Миллера</w:t>
+      </w:r>
+      <w:r>
+        <w:t>-</w:t>
+      </w:r>
+      <w:r>
+        <w:rPr>
+          <w:lang w:val="ru-RU"/>
+        </w:rPr>
+        <w:t>Рабина</w:t>
+      </w:r>
+      <w:r>
+        <w:t xml:space="preserve">", num1, </w:t>
+      </w:r>
+      <w:r>
+        <w:rPr>
+          <w:u w:val="single"/>
+        </w:rPr>
+        <w:t>SimpleTest</w:t>
+      </w:r>
+      <w:r>
+        <w:t>::MillerRabinTest);</w:t>
+      </w:r>
+    </w:p>
+    <w:p>
+      <w:pPr>
+        <w:pStyle w:val="a6"/>
+      </w:pPr>
+      <w:r>
+        <w:t xml:space="preserve">        </w:t>
+      </w:r>
+      <w:r>
+        <w:rPr>
+          <w:u w:val="single"/>
+        </w:rPr>
+        <w:t>System</w:t>
+      </w:r>
+      <w:r>
+        <w:t>.out.println("===============================================================================");</w:t>
+      </w:r>
+    </w:p>
+    <w:p>
+      <w:pPr>
+        <w:pStyle w:val="a6"/>
+      </w:pPr>
+      <w:r>
+        <w:t>        timedTest("</w:t>
+      </w:r>
+      <w:r>
+        <w:rPr>
+          <w:lang w:val="ru-RU"/>
+        </w:rPr>
+        <w:t>Миллера</w:t>
+      </w:r>
+      <w:r>
+        <w:t>-</w:t>
+      </w:r>
+      <w:r>
+        <w:rPr>
+          <w:lang w:val="ru-RU"/>
+        </w:rPr>
+        <w:t>Рабина</w:t>
+      </w:r>
+      <w:r>
+        <w:t xml:space="preserve">", num2, </w:t>
+      </w:r>
+      <w:r>
+        <w:rPr>
+          <w:u w:val="single"/>
+        </w:rPr>
+        <w:t>SimpleTest</w:t>
+      </w:r>
+      <w:r>
+        <w:t>::MillerRabinTest);</w:t>
+      </w:r>
+    </w:p>
+    <w:p>
+      <w:pPr>
+        <w:pStyle w:val="a6"/>
+      </w:pPr>
+      <w:r>
+        <w:t xml:space="preserve">        </w:t>
+      </w:r>
+      <w:r>
+        <w:rPr>
+          <w:u w:val="single"/>
+        </w:rPr>
+        <w:t>System</w:t>
+      </w:r>
+      <w:r>
+        <w:t>.out.println("===============================================================================");</w:t>
+      </w:r>
+    </w:p>
+    <w:p>
+      <w:pPr>
+        <w:pStyle w:val="a6"/>
+      </w:pPr>
+      <w:r>
+        <w:t>        timedTest("</w:t>
+      </w:r>
+      <w:r>
+        <w:rPr>
+          <w:lang w:val="ru-RU"/>
+        </w:rPr>
+        <w:t>Миллера</w:t>
+      </w:r>
+      <w:r>
+        <w:t>-</w:t>
+      </w:r>
+      <w:r>
+        <w:rPr>
+          <w:lang w:val="ru-RU"/>
+        </w:rPr>
+        <w:t>Рабина</w:t>
+      </w:r>
+      <w:r>
+        <w:t xml:space="preserve">", num3, </w:t>
+      </w:r>
+      <w:r>
+        <w:rPr>
+          <w:u w:val="single"/>
+        </w:rPr>
+        <w:t>SimpleTest</w:t>
+      </w:r>
+      <w:r>
+        <w:t>::MillerRabinTest);</w:t>
+      </w:r>
+    </w:p>
+    <w:p>
+      <w:pPr>
+        <w:pStyle w:val="a6"/>
+      </w:pPr>
+      <w:r>
+        <w:t xml:space="preserve">        </w:t>
+      </w:r>
+      <w:r>
+        <w:rPr>
+          <w:u w:val="single"/>
+        </w:rPr>
+        <w:t>System</w:t>
+      </w:r>
+      <w:r>
+        <w:t>.out.println("===============================================================================");</w:t>
+      </w:r>
+    </w:p>
+    <w:p>
+      <w:pPr>
+        <w:pStyle w:val="a6"/>
+      </w:pPr>
+      <w:r>
+        <w:t>        timedTest("</w:t>
+      </w:r>
+      <w:r>
+        <w:rPr>
+          <w:lang w:val="ru-RU"/>
+        </w:rPr>
+        <w:t>Миллера</w:t>
+      </w:r>
+      <w:r>
+        <w:t>-</w:t>
+      </w:r>
+      <w:r>
+        <w:rPr>
+          <w:lang w:val="ru-RU"/>
+        </w:rPr>
+        <w:t>Рабина</w:t>
+      </w:r>
+      <w:r>
+        <w:t xml:space="preserve">", num4, </w:t>
+      </w:r>
+      <w:r>
+        <w:rPr>
+          <w:u w:val="single"/>
+        </w:rPr>
+        <w:t>SimpleTest</w:t>
+      </w:r>
+      <w:r>
+        <w:t>::MillerRabinTest);</w:t>
+      </w:r>
+    </w:p>
+    <w:p>
+      <w:pPr>
+        <w:pStyle w:val="a6"/>
+      </w:pPr>
+      <w:r>
+        <w:t xml:space="preserve">        </w:t>
+      </w:r>
+      <w:r>
+        <w:rPr>
+          <w:u w:val="single"/>
+        </w:rPr>
+        <w:t>System</w:t>
+      </w:r>
+      <w:r>
+        <w:t>.out.println("===============================================================================");</w:t>
+      </w:r>
+    </w:p>
+    <w:p>
+      <w:pPr>
+        <w:pStyle w:val="a6"/>
+      </w:pPr>
+    </w:p>
+    <w:p>
+      <w:pPr>
+        <w:pStyle w:val="a6"/>
+      </w:pPr>
+      <w:r>
+        <w:t xml:space="preserve">        </w:t>
+      </w:r>
+      <w:r>
+        <w:rPr>
+          <w:u w:val="single"/>
+        </w:rPr>
+        <w:t>BigInteger</w:t>
+      </w:r>
+      <w:r>
+        <w:t xml:space="preserve"> Carm1 = new BigInteger("1334733877147062382486934807105197899496002201113849920496510541601");</w:t>
+      </w:r>
+    </w:p>
+    <w:p>
+      <w:pPr>
+        <w:pStyle w:val="a6"/>
+      </w:pPr>
+      <w:r>
+        <w:t xml:space="preserve">        </w:t>
+      </w:r>
+      <w:r>
+        <w:rPr>
+          <w:u w:val="single"/>
+        </w:rPr>
+        <w:t>BigInteger</w:t>
+      </w:r>
+      <w:r>
+        <w:t xml:space="preserve"> Carm2 = new BigInteger("260849323075371835669784094383812120359260783810157225730623388382401");</w:t>
+      </w:r>
+    </w:p>
+    <w:p>
+      <w:pPr>
+        <w:pStyle w:val="a6"/>
+      </w:pPr>
+    </w:p>
+    <w:p>
+      <w:pPr>
+        <w:pStyle w:val="a6"/>
+      </w:pPr>
+      <w:r>
+        <w:t xml:space="preserve">        </w:t>
+      </w:r>
+      <w:r>
+        <w:rPr>
+          <w:u w:val="single"/>
+        </w:rPr>
+        <w:t>System</w:t>
+      </w:r>
+      <w:r>
+        <w:t>.out.println("============================</w:t>
+      </w:r>
+      <w:r>
+        <w:rPr>
+          <w:lang w:val="ru-RU"/>
+        </w:rPr>
+        <w:t>Тест</w:t>
+      </w:r>
+      <w:r>
+        <w:t xml:space="preserve"> </w:t>
+      </w:r>
+      <w:r>
+        <w:rPr>
+          <w:lang w:val="ru-RU"/>
+        </w:rPr>
+        <w:t>Чисел</w:t>
+      </w:r>
+      <w:r>
+        <w:t xml:space="preserve"> </w:t>
+      </w:r>
+      <w:r>
+        <w:rPr>
+          <w:lang w:val="ru-RU"/>
+        </w:rPr>
+        <w:t>Кармайкла</w:t>
+      </w:r>
+      <w:r>
+        <w:t>===============================");</w:t>
+      </w:r>
+    </w:p>
+    <w:p>
+      <w:pPr>
+        <w:pStyle w:val="a6"/>
+      </w:pPr>
+      <w:r>
+        <w:t xml:space="preserve">        </w:t>
+      </w:r>
+      <w:r>
+        <w:rPr>
+          <w:u w:val="single"/>
+        </w:rPr>
+        <w:t>System</w:t>
+      </w:r>
+      <w:r>
+        <w:t>.out.println("============================</w:t>
+      </w:r>
+      <w:r>
+        <w:rPr>
+          <w:lang w:val="ru-RU"/>
+        </w:rPr>
+        <w:t>Тест</w:t>
+      </w:r>
+      <w:r>
+        <w:t xml:space="preserve"> </w:t>
+      </w:r>
+      <w:r>
+        <w:rPr>
+          <w:lang w:val="ru-RU"/>
+        </w:rPr>
+        <w:t>Ферма</w:t>
+      </w:r>
+      <w:r>
+        <w:t>=========================================");</w:t>
+      </w:r>
+    </w:p>
+    <w:p>
+      <w:pPr>
+        <w:pStyle w:val="a6"/>
+      </w:pPr>
+      <w:r>
+        <w:t>        timedTest("</w:t>
+      </w:r>
+      <w:r>
+        <w:rPr>
+          <w:lang w:val="ru-RU"/>
+        </w:rPr>
+        <w:t>Ферма</w:t>
+      </w:r>
+      <w:r>
+        <w:t xml:space="preserve">", Carm1, </w:t>
+      </w:r>
+      <w:r>
+        <w:rPr>
+          <w:u w:val="single"/>
+        </w:rPr>
+        <w:t>SimpleTest</w:t>
+      </w:r>
+      <w:r>
+        <w:t>::FermaTest);</w:t>
+      </w:r>
+    </w:p>
+    <w:p>
+      <w:pPr>
+        <w:pStyle w:val="a6"/>
+      </w:pPr>
+      <w:r>
+        <w:t xml:space="preserve">        </w:t>
+      </w:r>
+      <w:r>
+        <w:rPr>
+          <w:u w:val="single"/>
+        </w:rPr>
+        <w:t>System</w:t>
+      </w:r>
+      <w:r>
+        <w:t>.out.println("===============================================================================");</w:t>
+      </w:r>
+    </w:p>
+    <w:p>
+      <w:pPr>
+        <w:pStyle w:val="a6"/>
+      </w:pPr>
+      <w:r>
+        <w:t>        timedTest("</w:t>
+      </w:r>
+      <w:r>
+        <w:rPr>
+          <w:lang w:val="ru-RU"/>
+        </w:rPr>
+        <w:t>Ферма</w:t>
+      </w:r>
+      <w:r>
+        <w:t xml:space="preserve">", Carm2, </w:t>
+      </w:r>
+      <w:r>
+        <w:rPr>
+          <w:u w:val="single"/>
+        </w:rPr>
+        <w:t>SimpleTest</w:t>
+      </w:r>
+      <w:r>
+        <w:t>::FermaTest);</w:t>
+      </w:r>
+    </w:p>
+    <w:p>
+      <w:pPr>
+        <w:pStyle w:val="a6"/>
+      </w:pPr>
+      <w:r>
+        <w:t xml:space="preserve">        </w:t>
+      </w:r>
+      <w:r>
+        <w:rPr>
+          <w:u w:val="single"/>
+        </w:rPr>
+        <w:t>System</w:t>
+      </w:r>
+      <w:r>
+        <w:t>.out.println("=============================</w:t>
+      </w:r>
+      <w:r>
+        <w:rPr>
+          <w:lang w:val="ru-RU"/>
+        </w:rPr>
+        <w:t>Тест</w:t>
+      </w:r>
+      <w:r>
+        <w:t xml:space="preserve"> </w:t>
+      </w:r>
+      <w:r>
+        <w:rPr>
+          <w:lang w:val="ru-RU"/>
+        </w:rPr>
+        <w:t>Соловэя</w:t>
+      </w:r>
+      <w:r>
+        <w:t>-</w:t>
+      </w:r>
+      <w:r>
+        <w:rPr>
+          <w:lang w:val="ru-RU"/>
+        </w:rPr>
+        <w:t>Штрассена</w:t>
+      </w:r>
+      <w:r>
+        <w:t>============================");</w:t>
+      </w:r>
+    </w:p>
+    <w:p>
+      <w:pPr>
+        <w:pStyle w:val="a6"/>
+      </w:pPr>
+      <w:r>
+        <w:t>        timedTest("</w:t>
+      </w:r>
+      <w:r>
+        <w:rPr>
+          <w:lang w:val="ru-RU"/>
+        </w:rPr>
+        <w:t>Соловэя</w:t>
+      </w:r>
+      <w:r>
+        <w:t>-</w:t>
+      </w:r>
+      <w:r>
+        <w:rPr>
+          <w:lang w:val="ru-RU"/>
+        </w:rPr>
+        <w:t>Штрассена</w:t>
+      </w:r>
+      <w:r>
+        <w:t xml:space="preserve">", Carm1, </w:t>
+      </w:r>
+      <w:r>
+        <w:rPr>
+          <w:u w:val="single"/>
+        </w:rPr>
+        <w:t>SimpleTest</w:t>
+      </w:r>
+      <w:r>
+        <w:t>::SolovayShtrassenTest);</w:t>
+      </w:r>
+    </w:p>
+    <w:p>
+      <w:pPr>
+        <w:pStyle w:val="a6"/>
+      </w:pPr>
+      <w:r>
+        <w:t xml:space="preserve">        </w:t>
+      </w:r>
+      <w:r>
+        <w:rPr>
+          <w:u w:val="single"/>
+        </w:rPr>
+        <w:t>System</w:t>
+      </w:r>
+      <w:r>
+        <w:t>.out.println("===============================================================================");</w:t>
+      </w:r>
+    </w:p>
+    <w:p>
+      <w:pPr>
+        <w:pStyle w:val="a6"/>
+      </w:pPr>
+      <w:r>
+        <w:t>        timedTest("</w:t>
+      </w:r>
+      <w:r>
+        <w:rPr>
+          <w:lang w:val="ru-RU"/>
+        </w:rPr>
+        <w:t>Соловэя</w:t>
+      </w:r>
+      <w:r>
+        <w:t>-</w:t>
+      </w:r>
+      <w:r>
+        <w:rPr>
+          <w:lang w:val="ru-RU"/>
+        </w:rPr>
+        <w:t>Штрассена</w:t>
+      </w:r>
+      <w:r>
+        <w:t xml:space="preserve">", Carm2, </w:t>
+      </w:r>
+      <w:r>
+        <w:rPr>
+          <w:u w:val="single"/>
+        </w:rPr>
+        <w:t>SimpleTest</w:t>
+      </w:r>
+      <w:r>
+        <w:t>::SolovayShtrassenTest);</w:t>
+      </w:r>
+    </w:p>
+    <w:p>
+      <w:pPr>
+        <w:pStyle w:val="a6"/>
+      </w:pPr>
+      <w:r>
+        <w:t xml:space="preserve">        </w:t>
+      </w:r>
+      <w:r>
+        <w:rPr>
+          <w:u w:val="single"/>
+        </w:rPr>
+        <w:t>System</w:t>
+      </w:r>
+      <w:r>
+        <w:t>.out.println("=============================</w:t>
+      </w:r>
+      <w:r>
+        <w:rPr>
+          <w:lang w:val="ru-RU"/>
+        </w:rPr>
+        <w:t>Тест</w:t>
+      </w:r>
+      <w:r>
+        <w:t xml:space="preserve"> </w:t>
+      </w:r>
+      <w:r>
+        <w:rPr>
+          <w:lang w:val="ru-RU"/>
+        </w:rPr>
+        <w:t>Миллера</w:t>
+      </w:r>
+      <w:r>
+        <w:t>-</w:t>
+      </w:r>
+      <w:r>
+        <w:rPr>
+          <w:lang w:val="ru-RU"/>
+        </w:rPr>
+        <w:t>Рабина</w:t>
+      </w:r>
+      <w:r>
+        <w:t>===============================");</w:t>
+      </w:r>
+    </w:p>
+    <w:p>
+      <w:pPr>
+        <w:pStyle w:val="a6"/>
+      </w:pPr>
+      <w:r>
+        <w:t>        timedTest("</w:t>
+      </w:r>
+      <w:r>
+        <w:rPr>
+          <w:lang w:val="ru-RU"/>
+        </w:rPr>
+        <w:t>Миллера</w:t>
+      </w:r>
+      <w:r>
+        <w:t>-</w:t>
+      </w:r>
+      <w:r>
+        <w:rPr>
+          <w:lang w:val="ru-RU"/>
+        </w:rPr>
+        <w:t>Рабина</w:t>
+      </w:r>
+      <w:r>
+        <w:t xml:space="preserve">", Carm1, </w:t>
+      </w:r>
+      <w:r>
+        <w:rPr>
+          <w:u w:val="single"/>
+        </w:rPr>
+        <w:t>SimpleTest</w:t>
+      </w:r>
+      <w:r>
+        <w:t>::MillerRabinTest);</w:t>
+      </w:r>
+    </w:p>
+    <w:p>
+      <w:pPr>
+        <w:pStyle w:val="a6"/>
+      </w:pPr>
+      <w:r>
+        <w:t xml:space="preserve">        </w:t>
+      </w:r>
+      <w:r>
+        <w:rPr>
+          <w:u w:val="single"/>
+        </w:rPr>
+        <w:t>System</w:t>
+      </w:r>
+      <w:r>
+        <w:t>.out.println("===============================================================================");</w:t>
+      </w:r>
+    </w:p>
+    <w:p>
+      <w:pPr>
+        <w:pStyle w:val="a6"/>
+      </w:pPr>
+      <w:r>
+        <w:t>        timedTest("</w:t>
+      </w:r>
+      <w:r>
+        <w:rPr>
+          <w:lang w:val="ru-RU"/>
+        </w:rPr>
+        <w:t>Миллера</w:t>
+      </w:r>
+      <w:r>
+        <w:t>-</w:t>
+      </w:r>
+      <w:r>
+        <w:rPr>
+          <w:lang w:val="ru-RU"/>
+        </w:rPr>
+        <w:t>Рабина</w:t>
+      </w:r>
+      <w:r>
+        <w:t xml:space="preserve">", Carm2, </w:t>
+      </w:r>
+      <w:r>
+        <w:rPr>
+          <w:u w:val="single"/>
+        </w:rPr>
+        <w:t>SimpleTest</w:t>
+      </w:r>
+      <w:r>
+        <w:t>::MillerRabinTest);</w:t>
+      </w:r>
+    </w:p>
+    <w:p>
+      <w:pPr>
+        <w:pStyle w:val="a6"/>
+        <w:rPr>
+          <w:lang w:val="ru-RU"/>
+        </w:rPr>
+      </w:pPr>
+      <w:r>
+        <w:t xml:space="preserve">    </w:t>
+      </w:r>
+      <w:r>
+        <w:rPr>
+          <w:lang w:val="ru-RU"/>
+        </w:rPr>
+        <w:t>}</w:t>
+      </w:r>
+    </w:p>
+    <w:p>
+      <w:pPr>
+        <w:pStyle w:val="a6"/>
+        <w:rPr>
+          <w:lang w:val="ru-RU"/>
+        </w:rPr>
+      </w:pPr>
+      <w:r>
+        <w:rPr>
+          <w:lang w:val="ru-RU"/>
+        </w:rPr>
+        <w:t>}</w:t>
+      </w:r>
+    </w:p>
+    <w:p>
+      <w:pPr>
+        <w:pStyle w:val="a6"/>
+        <w:rPr>
+          <w:lang w:val="ru-RU"/>
+        </w:rPr>
+      </w:pPr>
+    </w:p>
+    <w:p>
+      <w:pPr>
+        <w:pStyle w:val="a6"/>
+      </w:pPr>
+    </w:p>
     <w:p/>
     <w:p/>
-    <w:p/>
     <w:p>
       <w:pPr>
         <w:pStyle w:val="a9"/>
       </w:pPr>
     </w:p>
     <w:sectPr>
-      <w:headerReference w:type="even" r:id="rId8"/>
-      <w:headerReference w:type="default" r:id="rId9"/>
-      <w:footerReference w:type="even" r:id="rId10"/>
-      <w:footerReference w:type="default" r:id="rId11"/>
-      <w:headerReference w:type="first" r:id="rId12"/>
-      <w:footerReference w:type="first" r:id="rId13"/>
+      <w:headerReference w:type="even" r:id="rId13"/>
+      <w:headerReference w:type="default" r:id="rId14"/>
+      <w:footerReference w:type="even" r:id="rId15"/>
+      <w:footerReference w:type="default" r:id="rId16"/>
+      <w:headerReference w:type="first" r:id="rId17"/>
+      <w:footerReference w:type="first" r:id="rId18"/>
       <w:pgSz w:w="11906" w:h="16838"/>
       <w:pgMar w:top="1134" w:right="850" w:bottom="1134" w:left="1134" w:header="708" w:footer="708" w:gutter="0"/>
       <w:cols w:space="708"/>
@@ -6575,6 +12154,12 @@
   </w:num>
   <w:num w:numId="27" w16cid:durableId="1817598908">
     <w:abstractNumId w:val="13"/>
+  </w:num>
+  <w:num w:numId="28" w16cid:durableId="1778016481">
+    <w:abstractNumId w:val="21"/>
+    <w:lvlOverride w:ilvl="0">
+      <w:startOverride w:val="1"/>
+    </w:lvlOverride>
   </w:num>
   <w:numIdMacAtCleanup w:val="12"/>
 </w:numbering>
@@ -7333,14 +12918,14 @@
     <w:next w:val="Normal"/>
     <w:uiPriority w:val="3"/>
     <w:qFormat/>
-    <w:rsid w:val="00F52F00"/>
+    <w:rsid w:val="00D752DE"/>
     <w:pPr>
       <w:ind w:firstLine="0"/>
       <w:contextualSpacing/>
     </w:pPr>
     <w:rPr>
       <w:rFonts w:ascii="Courier New" w:eastAsia="Times New Roman" w:hAnsi="Courier New" w:cs="Times New Roman"/>
-      <w:sz w:val="24"/>
+      <w:sz w:val="16"/>
       <w:lang w:val="en-US"/>
     </w:rPr>
   </w:style>
@@ -8215,6 +13800,44 @@
       <w:lang w:val="en-US" w:eastAsia="en-US"/>
     </w:rPr>
   </w:style>
+  <w:style w:type="character" w:styleId="PlaceholderText">
+    <w:name w:val="Placeholder Text"/>
+    <w:basedOn w:val="DefaultParagraphFont"/>
+    <w:uiPriority w:val="99"/>
+    <w:semiHidden/>
+    <w:locked/>
+    <w:rsid w:val="00152187"/>
+    <w:rPr>
+      <w:color w:val="666666"/>
+    </w:rPr>
+  </w:style>
+  <w:style w:type="character" w:styleId="UnresolvedMention">
+    <w:name w:val="Unresolved Mention"/>
+    <w:basedOn w:val="DefaultParagraphFont"/>
+    <w:uiPriority w:val="99"/>
+    <w:semiHidden/>
+    <w:unhideWhenUsed/>
+    <w:rsid w:val="00B34E45"/>
+    <w:rPr>
+      <w:color w:val="605E5C"/>
+      <w:shd w:val="clear" w:color="auto" w:fill="E1DFDD"/>
+    </w:rPr>
+  </w:style>
+  <w:style w:type="paragraph" w:customStyle="1" w:styleId="msonormal0">
+    <w:name w:val="msonormal"/>
+    <w:basedOn w:val="Normal"/>
+    <w:rsid w:val="00D752DE"/>
+    <w:pPr>
+      <w:spacing w:before="100" w:beforeAutospacing="1" w:after="100" w:afterAutospacing="1" w:line="240" w:lineRule="auto"/>
+      <w:ind w:firstLine="0"/>
+      <w:jc w:val="left"/>
+    </w:pPr>
+    <w:rPr>
+      <w:rFonts w:eastAsia="Times New Roman" w:cs="Times New Roman"/>
+      <w:sz w:val="24"/>
+      <w:szCs w:val="24"/>
+    </w:rPr>
+  </w:style>
 </w:styles>
 </file>
 
